--- a/Development_Process/Week_10/Bai05_MoreBuildMicoservices_LamQuangKhoi_3122411100/Practice_Microservice.docx
+++ b/Development_Process/Week_10/Bai05_MoreBuildMicoservices_LamQuangKhoi_3122411100/Practice_Microservice.docx
@@ -7,6 +7,77 @@
         <w:pStyle w:val="Title"/>
         <w:jc w:val="center"/>
       </w:pPr>
+    </w:p>
+    <w:p/>
+    <w:p/>
+    <w:p/>
+    <w:p/>
+    <w:p>
+      <w:pPr>
+        <w:jc w:val="center"/>
+      </w:pPr>
+      <w:r>
+        <w:rPr>
+          <w:noProof/>
+        </w:rPr>
+        <w:drawing>
+          <wp:inline distT="0" distB="0" distL="0" distR="0" wp14:anchorId="40F49055" wp14:editId="2F120180">
+            <wp:extent cx="2253904" cy="2267997"/>
+            <wp:effectExtent l="0" t="0" r="0" b="0"/>
+            <wp:docPr id="4" name="Picture 4" descr="Thiết kế logo trường đại học sài gòn thể hiện chất lượng và sự năng động"/>
+            <wp:cNvGraphicFramePr>
+              <a:graphicFrameLocks xmlns:a="http://schemas.openxmlformats.org/drawingml/2006/main" noChangeAspect="1"/>
+            </wp:cNvGraphicFramePr>
+            <a:graphic xmlns:a="http://schemas.openxmlformats.org/drawingml/2006/main">
+              <a:graphicData uri="http://schemas.openxmlformats.org/drawingml/2006/picture">
+                <pic:pic xmlns:pic="http://schemas.openxmlformats.org/drawingml/2006/picture">
+                  <pic:nvPicPr>
+                    <pic:cNvPr id="0" name="Picture 1" descr="Thiết kế logo trường đại học sài gòn thể hiện chất lượng và sự năng động"/>
+                    <pic:cNvPicPr>
+                      <a:picLocks noChangeAspect="1" noChangeArrowheads="1"/>
+                    </pic:cNvPicPr>
+                  </pic:nvPicPr>
+                  <pic:blipFill rotWithShape="1">
+                    <a:blip r:embed="rId6" cstate="print">
+                      <a:extLst>
+                        <a:ext uri="{28A0092B-C50C-407E-A947-70E740481C1C}">
+                          <a14:useLocalDpi xmlns:a14="http://schemas.microsoft.com/office/drawing/2010/main" val="0"/>
+                        </a:ext>
+                      </a:extLst>
+                    </a:blip>
+                    <a:srcRect l="22536" t="23948" r="23228" b="21476"/>
+                    <a:stretch/>
+                  </pic:blipFill>
+                  <pic:spPr bwMode="auto">
+                    <a:xfrm>
+                      <a:off x="0" y="0"/>
+                      <a:ext cx="2266515" cy="2280687"/>
+                    </a:xfrm>
+                    <a:prstGeom prst="rect">
+                      <a:avLst/>
+                    </a:prstGeom>
+                    <a:noFill/>
+                    <a:ln>
+                      <a:noFill/>
+                    </a:ln>
+                    <a:extLst>
+                      <a:ext uri="{53640926-AAD7-44D8-BBD7-CCE9431645EC}">
+                        <a14:shadowObscured xmlns:a14="http://schemas.microsoft.com/office/drawing/2010/main"/>
+                      </a:ext>
+                    </a:extLst>
+                  </pic:spPr>
+                </pic:pic>
+              </a:graphicData>
+            </a:graphic>
+          </wp:inline>
+        </w:drawing>
+      </w:r>
+    </w:p>
+    <w:p>
+      <w:pPr>
+        <w:pStyle w:val="Title"/>
+        <w:jc w:val="center"/>
+      </w:pPr>
       <w:r>
         <w:t>Báo cáo kết quả thực hành BT 4 &amp; 5</w:t>
       </w:r>
@@ -30,36 +101,1550 @@
     <w:p>
       <w:pPr>
         <w:pStyle w:val="Subtitle"/>
+        <w:jc w:val="center"/>
       </w:pPr>
       <w:r>
         <w:t>Nhóm sinh viên thực hiện:</w:t>
       </w:r>
     </w:p>
     <w:p>
+      <w:pPr>
+        <w:jc w:val="center"/>
+      </w:pPr>
       <w:r>
         <w:t>Lâm Quang Khôi - 3122411100</w:t>
       </w:r>
     </w:p>
     <w:p>
+      <w:pPr>
+        <w:jc w:val="center"/>
+      </w:pPr>
       <w:r>
         <w:t>Nguyễn Trọng Nghĩa - 3122411132</w:t>
       </w:r>
     </w:p>
     <w:p>
+      <w:pPr>
+        <w:jc w:val="center"/>
+      </w:pPr>
       <w:r>
         <w:t>Huỳnh Thanh Tuấn - 3122411234</w:t>
       </w:r>
     </w:p>
     <w:p>
+      <w:pPr>
+        <w:jc w:val="center"/>
+      </w:pPr>
       <w:r>
         <w:t>Đỗ Minh Triết - 3122411224</w:t>
       </w:r>
     </w:p>
     <w:p>
       <w:pPr>
+        <w:rPr>
+          <w:rFonts w:eastAsiaTheme="majorEastAsia" w:cstheme="majorBidi"/>
+          <w:b/>
+          <w:sz w:val="40"/>
+          <w:szCs w:val="32"/>
+        </w:rPr>
+      </w:pPr>
+      <w:r>
+        <w:br w:type="page"/>
+      </w:r>
+    </w:p>
+    <w:p>
+      <w:r>
+        <w:lastRenderedPageBreak/>
+        <w:t>Chi tiết phân công</w:t>
+      </w:r>
+    </w:p>
+    <w:tbl>
+      <w:tblPr>
+        <w:tblStyle w:val="TableGrid"/>
+        <w:tblW w:w="9395" w:type="dxa"/>
+        <w:tblLook w:val="04A0" w:firstRow="1" w:lastRow="0" w:firstColumn="1" w:lastColumn="0" w:noHBand="0" w:noVBand="1"/>
+      </w:tblPr>
+      <w:tblGrid>
+        <w:gridCol w:w="2035"/>
+        <w:gridCol w:w="1840"/>
+        <w:gridCol w:w="1840"/>
+        <w:gridCol w:w="1840"/>
+        <w:gridCol w:w="1840"/>
+      </w:tblGrid>
+      <w:tr>
+        <w:trPr>
+          <w:trHeight w:val="580"/>
+        </w:trPr>
+        <w:tc>
+          <w:tcPr>
+            <w:tcW w:w="2035" w:type="dxa"/>
+          </w:tcPr>
+          <w:p>
+            <w:pPr>
+              <w:rPr>
+                <w:rFonts w:ascii="Calibri" w:eastAsia="Times New Roman" w:hAnsi="Calibri" w:cs="Calibri"/>
+                <w:color w:val="000000"/>
+                <w:sz w:val="22"/>
+              </w:rPr>
+            </w:pPr>
+            <w:r>
+              <w:rPr>
+                <w:rFonts w:ascii="Calibri" w:eastAsia="Times New Roman" w:hAnsi="Calibri" w:cs="Calibri"/>
+                <w:color w:val="000000"/>
+                <w:sz w:val="22"/>
+              </w:rPr>
+              <w:t>Công việc</w:t>
+            </w:r>
+          </w:p>
+        </w:tc>
+        <w:tc>
+          <w:tcPr>
+            <w:tcW w:w="1840" w:type="dxa"/>
+          </w:tcPr>
+          <w:p>
+            <w:pPr>
+              <w:rPr>
+                <w:rFonts w:ascii="Calibri" w:eastAsia="Times New Roman" w:hAnsi="Calibri" w:cs="Calibri"/>
+                <w:color w:val="000000"/>
+                <w:sz w:val="22"/>
+              </w:rPr>
+            </w:pPr>
+            <w:r>
+              <w:rPr>
+                <w:rFonts w:ascii="Calibri" w:eastAsia="Times New Roman" w:hAnsi="Calibri" w:cs="Calibri"/>
+                <w:color w:val="000000"/>
+                <w:sz w:val="22"/>
+              </w:rPr>
+              <w:t>Khôi</w:t>
+            </w:r>
+          </w:p>
+        </w:tc>
+        <w:tc>
+          <w:tcPr>
+            <w:tcW w:w="1840" w:type="dxa"/>
+          </w:tcPr>
+          <w:p>
+            <w:pPr>
+              <w:rPr>
+                <w:rFonts w:ascii="Calibri" w:eastAsia="Times New Roman" w:hAnsi="Calibri" w:cs="Calibri"/>
+                <w:color w:val="000000"/>
+                <w:sz w:val="22"/>
+              </w:rPr>
+            </w:pPr>
+            <w:r>
+              <w:rPr>
+                <w:rFonts w:ascii="Calibri" w:eastAsia="Times New Roman" w:hAnsi="Calibri" w:cs="Calibri"/>
+                <w:color w:val="000000"/>
+                <w:sz w:val="22"/>
+              </w:rPr>
+              <w:t xml:space="preserve">Tuấn </w:t>
+            </w:r>
+          </w:p>
+        </w:tc>
+        <w:tc>
+          <w:tcPr>
+            <w:tcW w:w="1840" w:type="dxa"/>
+          </w:tcPr>
+          <w:p>
+            <w:pPr>
+              <w:rPr>
+                <w:rFonts w:ascii="Calibri" w:eastAsia="Times New Roman" w:hAnsi="Calibri" w:cs="Calibri"/>
+                <w:color w:val="000000"/>
+                <w:sz w:val="22"/>
+              </w:rPr>
+            </w:pPr>
+            <w:r>
+              <w:rPr>
+                <w:rFonts w:ascii="Calibri" w:eastAsia="Times New Roman" w:hAnsi="Calibri" w:cs="Calibri"/>
+                <w:color w:val="000000"/>
+                <w:sz w:val="22"/>
+              </w:rPr>
+              <w:t>Nghĩa</w:t>
+            </w:r>
+          </w:p>
+        </w:tc>
+        <w:tc>
+          <w:tcPr>
+            <w:tcW w:w="1840" w:type="dxa"/>
+          </w:tcPr>
+          <w:p>
+            <w:pPr>
+              <w:rPr>
+                <w:rFonts w:ascii="Calibri" w:eastAsia="Times New Roman" w:hAnsi="Calibri" w:cs="Calibri"/>
+                <w:color w:val="000000"/>
+                <w:sz w:val="22"/>
+              </w:rPr>
+            </w:pPr>
+            <w:r>
+              <w:rPr>
+                <w:rFonts w:ascii="Calibri" w:eastAsia="Times New Roman" w:hAnsi="Calibri" w:cs="Calibri"/>
+                <w:color w:val="000000"/>
+                <w:sz w:val="22"/>
+              </w:rPr>
+              <w:t>Triết</w:t>
+            </w:r>
+          </w:p>
+        </w:tc>
+      </w:tr>
+      <w:tr>
+        <w:trPr>
+          <w:trHeight w:val="580"/>
+        </w:trPr>
+        <w:tc>
+          <w:tcPr>
+            <w:tcW w:w="2035" w:type="dxa"/>
+            <w:hideMark/>
+          </w:tcPr>
+          <w:p>
+            <w:pPr>
+              <w:rPr>
+                <w:rFonts w:ascii="Calibri" w:eastAsia="Times New Roman" w:hAnsi="Calibri" w:cs="Calibri"/>
+                <w:color w:val="000000"/>
+                <w:sz w:val="22"/>
+              </w:rPr>
+            </w:pPr>
+            <w:r>
+              <w:rPr>
+                <w:rFonts w:ascii="Calibri" w:eastAsia="Times New Roman" w:hAnsi="Calibri" w:cs="Calibri"/>
+                <w:color w:val="000000"/>
+                <w:sz w:val="22"/>
+              </w:rPr>
+              <w:t>Xây dựng Order Service</w:t>
+            </w:r>
+          </w:p>
+        </w:tc>
+        <w:tc>
+          <w:tcPr>
+            <w:tcW w:w="1840" w:type="dxa"/>
+            <w:vAlign w:val="center"/>
+          </w:tcPr>
+          <w:p>
+            <w:pPr>
+              <w:rPr>
+                <w:rFonts w:ascii="Calibri" w:eastAsia="Times New Roman" w:hAnsi="Calibri" w:cs="Calibri"/>
+                <w:color w:val="000000"/>
+                <w:sz w:val="22"/>
+              </w:rPr>
+            </w:pPr>
+            <w:r>
+              <w:rPr>
+                <w:rFonts w:ascii="Calibri" w:hAnsi="Calibri" w:cs="Calibri"/>
+                <w:color w:val="000000"/>
+                <w:sz w:val="22"/>
+              </w:rPr>
+              <w:t>x</w:t>
+            </w:r>
+          </w:p>
+        </w:tc>
+        <w:tc>
+          <w:tcPr>
+            <w:tcW w:w="1840" w:type="dxa"/>
+            <w:vAlign w:val="center"/>
+          </w:tcPr>
+          <w:p>
+            <w:pPr>
+              <w:rPr>
+                <w:rFonts w:ascii="Calibri" w:eastAsia="Times New Roman" w:hAnsi="Calibri" w:cs="Calibri"/>
+                <w:color w:val="000000"/>
+                <w:sz w:val="22"/>
+              </w:rPr>
+            </w:pPr>
+            <w:r>
+              <w:rPr>
+                <w:rFonts w:ascii="Calibri" w:hAnsi="Calibri" w:cs="Calibri"/>
+                <w:color w:val="000000"/>
+                <w:sz w:val="22"/>
+              </w:rPr>
+              <w:t> </w:t>
+            </w:r>
+          </w:p>
+        </w:tc>
+        <w:tc>
+          <w:tcPr>
+            <w:tcW w:w="1840" w:type="dxa"/>
+            <w:vAlign w:val="center"/>
+          </w:tcPr>
+          <w:p>
+            <w:pPr>
+              <w:rPr>
+                <w:rFonts w:ascii="Calibri" w:eastAsia="Times New Roman" w:hAnsi="Calibri" w:cs="Calibri"/>
+                <w:color w:val="000000"/>
+                <w:sz w:val="22"/>
+              </w:rPr>
+            </w:pPr>
+            <w:r>
+              <w:rPr>
+                <w:rFonts w:ascii="Calibri" w:hAnsi="Calibri" w:cs="Calibri"/>
+                <w:color w:val="000000"/>
+                <w:sz w:val="22"/>
+              </w:rPr>
+              <w:t> </w:t>
+            </w:r>
+          </w:p>
+        </w:tc>
+        <w:tc>
+          <w:tcPr>
+            <w:tcW w:w="1840" w:type="dxa"/>
+            <w:vAlign w:val="center"/>
+          </w:tcPr>
+          <w:p>
+            <w:pPr>
+              <w:rPr>
+                <w:rFonts w:ascii="Calibri" w:eastAsia="Times New Roman" w:hAnsi="Calibri" w:cs="Calibri"/>
+                <w:color w:val="000000"/>
+                <w:sz w:val="22"/>
+              </w:rPr>
+            </w:pPr>
+            <w:r>
+              <w:rPr>
+                <w:rFonts w:ascii="Calibri" w:hAnsi="Calibri" w:cs="Calibri"/>
+                <w:color w:val="000000"/>
+                <w:sz w:val="22"/>
+              </w:rPr>
+              <w:t> </w:t>
+            </w:r>
+          </w:p>
+        </w:tc>
+      </w:tr>
+      <w:tr>
+        <w:trPr>
+          <w:trHeight w:val="580"/>
+        </w:trPr>
+        <w:tc>
+          <w:tcPr>
+            <w:tcW w:w="2035" w:type="dxa"/>
+            <w:hideMark/>
+          </w:tcPr>
+          <w:p>
+            <w:pPr>
+              <w:rPr>
+                <w:rFonts w:ascii="Calibri" w:eastAsia="Times New Roman" w:hAnsi="Calibri" w:cs="Calibri"/>
+                <w:color w:val="000000"/>
+                <w:sz w:val="22"/>
+              </w:rPr>
+            </w:pPr>
+            <w:r>
+              <w:rPr>
+                <w:rFonts w:ascii="Calibri" w:eastAsia="Times New Roman" w:hAnsi="Calibri" w:cs="Calibri"/>
+                <w:color w:val="000000"/>
+                <w:sz w:val="22"/>
+              </w:rPr>
+              <w:t>Xây dựng Product Service</w:t>
+            </w:r>
+          </w:p>
+        </w:tc>
+        <w:tc>
+          <w:tcPr>
+            <w:tcW w:w="1840" w:type="dxa"/>
+            <w:vAlign w:val="center"/>
+          </w:tcPr>
+          <w:p>
+            <w:pPr>
+              <w:rPr>
+                <w:rFonts w:ascii="Calibri" w:eastAsia="Times New Roman" w:hAnsi="Calibri" w:cs="Calibri"/>
+                <w:color w:val="000000"/>
+                <w:sz w:val="22"/>
+              </w:rPr>
+            </w:pPr>
+            <w:r>
+              <w:rPr>
+                <w:rFonts w:ascii="Calibri" w:hAnsi="Calibri" w:cs="Calibri"/>
+                <w:color w:val="000000"/>
+                <w:sz w:val="22"/>
+              </w:rPr>
+              <w:t> </w:t>
+            </w:r>
+          </w:p>
+        </w:tc>
+        <w:tc>
+          <w:tcPr>
+            <w:tcW w:w="1840" w:type="dxa"/>
+            <w:vAlign w:val="center"/>
+          </w:tcPr>
+          <w:p>
+            <w:pPr>
+              <w:rPr>
+                <w:rFonts w:ascii="Calibri" w:eastAsia="Times New Roman" w:hAnsi="Calibri" w:cs="Calibri"/>
+                <w:color w:val="000000"/>
+                <w:sz w:val="22"/>
+              </w:rPr>
+            </w:pPr>
+            <w:r>
+              <w:rPr>
+                <w:rFonts w:ascii="Calibri" w:hAnsi="Calibri" w:cs="Calibri"/>
+                <w:color w:val="000000"/>
+                <w:sz w:val="22"/>
+              </w:rPr>
+              <w:t> </w:t>
+            </w:r>
+          </w:p>
+        </w:tc>
+        <w:tc>
+          <w:tcPr>
+            <w:tcW w:w="1840" w:type="dxa"/>
+            <w:vAlign w:val="center"/>
+          </w:tcPr>
+          <w:p>
+            <w:pPr>
+              <w:rPr>
+                <w:rFonts w:ascii="Calibri" w:eastAsia="Times New Roman" w:hAnsi="Calibri" w:cs="Calibri"/>
+                <w:color w:val="000000"/>
+                <w:sz w:val="22"/>
+              </w:rPr>
+            </w:pPr>
+            <w:r>
+              <w:rPr>
+                <w:rFonts w:ascii="Calibri" w:hAnsi="Calibri" w:cs="Calibri"/>
+                <w:color w:val="000000"/>
+                <w:sz w:val="22"/>
+              </w:rPr>
+              <w:t> </w:t>
+            </w:r>
+          </w:p>
+        </w:tc>
+        <w:tc>
+          <w:tcPr>
+            <w:tcW w:w="1840" w:type="dxa"/>
+            <w:vAlign w:val="center"/>
+          </w:tcPr>
+          <w:p>
+            <w:pPr>
+              <w:rPr>
+                <w:rFonts w:ascii="Calibri" w:eastAsia="Times New Roman" w:hAnsi="Calibri" w:cs="Calibri"/>
+                <w:color w:val="000000"/>
+                <w:sz w:val="22"/>
+              </w:rPr>
+            </w:pPr>
+            <w:r>
+              <w:rPr>
+                <w:rFonts w:ascii="Calibri" w:hAnsi="Calibri" w:cs="Calibri"/>
+                <w:color w:val="000000"/>
+                <w:sz w:val="22"/>
+              </w:rPr>
+              <w:t>x</w:t>
+            </w:r>
+          </w:p>
+        </w:tc>
+      </w:tr>
+      <w:tr>
+        <w:trPr>
+          <w:trHeight w:val="580"/>
+        </w:trPr>
+        <w:tc>
+          <w:tcPr>
+            <w:tcW w:w="2035" w:type="dxa"/>
+            <w:hideMark/>
+          </w:tcPr>
+          <w:p>
+            <w:pPr>
+              <w:rPr>
+                <w:rFonts w:ascii="Calibri" w:eastAsia="Times New Roman" w:hAnsi="Calibri" w:cs="Calibri"/>
+                <w:color w:val="000000"/>
+                <w:sz w:val="22"/>
+              </w:rPr>
+            </w:pPr>
+            <w:r>
+              <w:rPr>
+                <w:rFonts w:ascii="Calibri" w:eastAsia="Times New Roman" w:hAnsi="Calibri" w:cs="Calibri"/>
+                <w:color w:val="000000"/>
+                <w:sz w:val="22"/>
+              </w:rPr>
+              <w:t>Xây dựng Inventory Service</w:t>
+            </w:r>
+          </w:p>
+        </w:tc>
+        <w:tc>
+          <w:tcPr>
+            <w:tcW w:w="1840" w:type="dxa"/>
+            <w:vAlign w:val="center"/>
+          </w:tcPr>
+          <w:p>
+            <w:pPr>
+              <w:rPr>
+                <w:rFonts w:ascii="Calibri" w:eastAsia="Times New Roman" w:hAnsi="Calibri" w:cs="Calibri"/>
+                <w:color w:val="000000"/>
+                <w:sz w:val="22"/>
+              </w:rPr>
+            </w:pPr>
+            <w:r>
+              <w:rPr>
+                <w:rFonts w:ascii="Calibri" w:hAnsi="Calibri" w:cs="Calibri"/>
+                <w:color w:val="000000"/>
+                <w:sz w:val="22"/>
+              </w:rPr>
+              <w:t> </w:t>
+            </w:r>
+          </w:p>
+        </w:tc>
+        <w:tc>
+          <w:tcPr>
+            <w:tcW w:w="1840" w:type="dxa"/>
+            <w:vAlign w:val="center"/>
+          </w:tcPr>
+          <w:p>
+            <w:pPr>
+              <w:rPr>
+                <w:rFonts w:ascii="Calibri" w:eastAsia="Times New Roman" w:hAnsi="Calibri" w:cs="Calibri"/>
+                <w:color w:val="000000"/>
+                <w:sz w:val="22"/>
+              </w:rPr>
+            </w:pPr>
+            <w:r>
+              <w:rPr>
+                <w:rFonts w:ascii="Calibri" w:hAnsi="Calibri" w:cs="Calibri"/>
+                <w:color w:val="000000"/>
+                <w:sz w:val="22"/>
+              </w:rPr>
+              <w:t>x</w:t>
+            </w:r>
+          </w:p>
+        </w:tc>
+        <w:tc>
+          <w:tcPr>
+            <w:tcW w:w="1840" w:type="dxa"/>
+            <w:vAlign w:val="center"/>
+          </w:tcPr>
+          <w:p>
+            <w:pPr>
+              <w:rPr>
+                <w:rFonts w:ascii="Calibri" w:eastAsia="Times New Roman" w:hAnsi="Calibri" w:cs="Calibri"/>
+                <w:color w:val="000000"/>
+                <w:sz w:val="22"/>
+              </w:rPr>
+            </w:pPr>
+            <w:r>
+              <w:rPr>
+                <w:rFonts w:ascii="Calibri" w:hAnsi="Calibri" w:cs="Calibri"/>
+                <w:color w:val="000000"/>
+                <w:sz w:val="22"/>
+              </w:rPr>
+              <w:t>x</w:t>
+            </w:r>
+          </w:p>
+        </w:tc>
+        <w:tc>
+          <w:tcPr>
+            <w:tcW w:w="1840" w:type="dxa"/>
+            <w:vAlign w:val="center"/>
+          </w:tcPr>
+          <w:p>
+            <w:pPr>
+              <w:rPr>
+                <w:rFonts w:ascii="Calibri" w:eastAsia="Times New Roman" w:hAnsi="Calibri" w:cs="Calibri"/>
+                <w:color w:val="000000"/>
+                <w:sz w:val="22"/>
+              </w:rPr>
+            </w:pPr>
+            <w:r>
+              <w:rPr>
+                <w:rFonts w:ascii="Calibri" w:hAnsi="Calibri" w:cs="Calibri"/>
+                <w:color w:val="000000"/>
+                <w:sz w:val="22"/>
+              </w:rPr>
+              <w:t> </w:t>
+            </w:r>
+          </w:p>
+        </w:tc>
+      </w:tr>
+      <w:tr>
+        <w:trPr>
+          <w:trHeight w:val="1450"/>
+        </w:trPr>
+        <w:tc>
+          <w:tcPr>
+            <w:tcW w:w="2035" w:type="dxa"/>
+            <w:hideMark/>
+          </w:tcPr>
+          <w:p>
+            <w:pPr>
+              <w:rPr>
+                <w:rFonts w:ascii="Calibri" w:eastAsia="Times New Roman" w:hAnsi="Calibri" w:cs="Calibri"/>
+                <w:color w:val="000000"/>
+                <w:sz w:val="22"/>
+              </w:rPr>
+            </w:pPr>
+            <w:r>
+              <w:rPr>
+                <w:rFonts w:ascii="Calibri" w:eastAsia="Times New Roman" w:hAnsi="Calibri" w:cs="Calibri"/>
+                <w:color w:val="000000"/>
+                <w:sz w:val="22"/>
+              </w:rPr>
+              <w:t>Thực hành viết Unit test và Integration test</w:t>
+            </w:r>
+          </w:p>
+        </w:tc>
+        <w:tc>
+          <w:tcPr>
+            <w:tcW w:w="1840" w:type="dxa"/>
+            <w:vAlign w:val="center"/>
+          </w:tcPr>
+          <w:p>
+            <w:pPr>
+              <w:rPr>
+                <w:rFonts w:ascii="Calibri" w:eastAsia="Times New Roman" w:hAnsi="Calibri" w:cs="Calibri"/>
+                <w:color w:val="000000"/>
+                <w:sz w:val="22"/>
+              </w:rPr>
+            </w:pPr>
+            <w:r>
+              <w:rPr>
+                <w:rFonts w:ascii="Calibri" w:hAnsi="Calibri" w:cs="Calibri"/>
+                <w:color w:val="000000"/>
+                <w:sz w:val="22"/>
+              </w:rPr>
+              <w:t> </w:t>
+            </w:r>
+          </w:p>
+        </w:tc>
+        <w:tc>
+          <w:tcPr>
+            <w:tcW w:w="1840" w:type="dxa"/>
+            <w:vAlign w:val="center"/>
+          </w:tcPr>
+          <w:p>
+            <w:pPr>
+              <w:rPr>
+                <w:rFonts w:ascii="Calibri" w:eastAsia="Times New Roman" w:hAnsi="Calibri" w:cs="Calibri"/>
+                <w:color w:val="000000"/>
+                <w:sz w:val="22"/>
+              </w:rPr>
+            </w:pPr>
+            <w:r>
+              <w:rPr>
+                <w:rFonts w:ascii="Calibri" w:hAnsi="Calibri" w:cs="Calibri"/>
+                <w:color w:val="000000"/>
+                <w:sz w:val="22"/>
+              </w:rPr>
+              <w:t>x</w:t>
+            </w:r>
+          </w:p>
+        </w:tc>
+        <w:tc>
+          <w:tcPr>
+            <w:tcW w:w="1840" w:type="dxa"/>
+            <w:vAlign w:val="center"/>
+          </w:tcPr>
+          <w:p>
+            <w:pPr>
+              <w:rPr>
+                <w:rFonts w:ascii="Calibri" w:eastAsia="Times New Roman" w:hAnsi="Calibri" w:cs="Calibri"/>
+                <w:color w:val="000000"/>
+                <w:sz w:val="22"/>
+              </w:rPr>
+            </w:pPr>
+            <w:r>
+              <w:rPr>
+                <w:rFonts w:ascii="Calibri" w:hAnsi="Calibri" w:cs="Calibri"/>
+                <w:color w:val="000000"/>
+                <w:sz w:val="22"/>
+              </w:rPr>
+              <w:t> </w:t>
+            </w:r>
+          </w:p>
+        </w:tc>
+        <w:tc>
+          <w:tcPr>
+            <w:tcW w:w="1840" w:type="dxa"/>
+            <w:vAlign w:val="center"/>
+          </w:tcPr>
+          <w:p>
+            <w:pPr>
+              <w:rPr>
+                <w:rFonts w:ascii="Calibri" w:eastAsia="Times New Roman" w:hAnsi="Calibri" w:cs="Calibri"/>
+                <w:color w:val="000000"/>
+                <w:sz w:val="22"/>
+              </w:rPr>
+            </w:pPr>
+            <w:r>
+              <w:rPr>
+                <w:rFonts w:ascii="Calibri" w:hAnsi="Calibri" w:cs="Calibri"/>
+                <w:color w:val="000000"/>
+                <w:sz w:val="22"/>
+              </w:rPr>
+              <w:t> </w:t>
+            </w:r>
+          </w:p>
+        </w:tc>
+      </w:tr>
+      <w:tr>
+        <w:trPr>
+          <w:trHeight w:val="1633"/>
+        </w:trPr>
+        <w:tc>
+          <w:tcPr>
+            <w:tcW w:w="2035" w:type="dxa"/>
+            <w:hideMark/>
+          </w:tcPr>
+          <w:p>
+            <w:pPr>
+              <w:rPr>
+                <w:rFonts w:ascii="Calibri" w:eastAsia="Times New Roman" w:hAnsi="Calibri" w:cs="Calibri"/>
+                <w:color w:val="000000"/>
+                <w:sz w:val="22"/>
+              </w:rPr>
+            </w:pPr>
+            <w:r>
+              <w:rPr>
+                <w:rFonts w:ascii="Calibri" w:eastAsia="Times New Roman" w:hAnsi="Calibri" w:cs="Calibri"/>
+                <w:color w:val="000000"/>
+                <w:sz w:val="22"/>
+              </w:rPr>
+              <w:t>Tích hợp Actuator, Prometheus, và Zipkin để giám sát và theo dõi hiệu suất</w:t>
+            </w:r>
+          </w:p>
+        </w:tc>
+        <w:tc>
+          <w:tcPr>
+            <w:tcW w:w="1840" w:type="dxa"/>
+            <w:vAlign w:val="center"/>
+          </w:tcPr>
+          <w:p>
+            <w:pPr>
+              <w:rPr>
+                <w:rFonts w:ascii="Calibri" w:eastAsia="Times New Roman" w:hAnsi="Calibri" w:cs="Calibri"/>
+                <w:color w:val="000000"/>
+                <w:sz w:val="22"/>
+              </w:rPr>
+            </w:pPr>
+            <w:r>
+              <w:rPr>
+                <w:rFonts w:ascii="Calibri" w:hAnsi="Calibri" w:cs="Calibri"/>
+                <w:color w:val="000000"/>
+                <w:sz w:val="22"/>
+              </w:rPr>
+              <w:t> </w:t>
+            </w:r>
+          </w:p>
+        </w:tc>
+        <w:tc>
+          <w:tcPr>
+            <w:tcW w:w="1840" w:type="dxa"/>
+            <w:vAlign w:val="center"/>
+          </w:tcPr>
+          <w:p>
+            <w:pPr>
+              <w:rPr>
+                <w:rFonts w:ascii="Calibri" w:eastAsia="Times New Roman" w:hAnsi="Calibri" w:cs="Calibri"/>
+                <w:color w:val="000000"/>
+                <w:sz w:val="22"/>
+              </w:rPr>
+            </w:pPr>
+            <w:r>
+              <w:rPr>
+                <w:rFonts w:ascii="Calibri" w:hAnsi="Calibri" w:cs="Calibri"/>
+                <w:color w:val="000000"/>
+                <w:sz w:val="22"/>
+              </w:rPr>
+              <w:t> </w:t>
+            </w:r>
+          </w:p>
+        </w:tc>
+        <w:tc>
+          <w:tcPr>
+            <w:tcW w:w="1840" w:type="dxa"/>
+            <w:vAlign w:val="center"/>
+          </w:tcPr>
+          <w:p>
+            <w:pPr>
+              <w:rPr>
+                <w:rFonts w:ascii="Calibri" w:eastAsia="Times New Roman" w:hAnsi="Calibri" w:cs="Calibri"/>
+                <w:color w:val="000000"/>
+                <w:sz w:val="22"/>
+              </w:rPr>
+            </w:pPr>
+            <w:r>
+              <w:rPr>
+                <w:rFonts w:ascii="Calibri" w:hAnsi="Calibri" w:cs="Calibri"/>
+                <w:color w:val="000000"/>
+                <w:sz w:val="22"/>
+              </w:rPr>
+              <w:t>x</w:t>
+            </w:r>
+          </w:p>
+        </w:tc>
+        <w:tc>
+          <w:tcPr>
+            <w:tcW w:w="1840" w:type="dxa"/>
+            <w:vAlign w:val="center"/>
+          </w:tcPr>
+          <w:p>
+            <w:pPr>
+              <w:rPr>
+                <w:rFonts w:ascii="Calibri" w:eastAsia="Times New Roman" w:hAnsi="Calibri" w:cs="Calibri"/>
+                <w:color w:val="000000"/>
+                <w:sz w:val="22"/>
+              </w:rPr>
+            </w:pPr>
+            <w:r>
+              <w:rPr>
+                <w:rFonts w:ascii="Calibri" w:hAnsi="Calibri" w:cs="Calibri"/>
+                <w:color w:val="000000"/>
+                <w:sz w:val="22"/>
+              </w:rPr>
+              <w:t> </w:t>
+            </w:r>
+          </w:p>
+        </w:tc>
+      </w:tr>
+      <w:tr>
+        <w:trPr>
+          <w:trHeight w:val="1200"/>
+        </w:trPr>
+        <w:tc>
+          <w:tcPr>
+            <w:tcW w:w="2035" w:type="dxa"/>
+            <w:hideMark/>
+          </w:tcPr>
+          <w:p>
+            <w:pPr>
+              <w:rPr>
+                <w:rFonts w:ascii="Calibri" w:eastAsia="Times New Roman" w:hAnsi="Calibri" w:cs="Calibri"/>
+                <w:color w:val="000000"/>
+                <w:sz w:val="22"/>
+              </w:rPr>
+            </w:pPr>
+            <w:r>
+              <w:rPr>
+                <w:rFonts w:ascii="Calibri" w:eastAsia="Times New Roman" w:hAnsi="Calibri" w:cs="Calibri"/>
+                <w:color w:val="000000"/>
+                <w:sz w:val="22"/>
+              </w:rPr>
+              <w:t>Thêm tính năng Authentication và Authorization sử dụng Spring Security.</w:t>
+            </w:r>
+          </w:p>
+        </w:tc>
+        <w:tc>
+          <w:tcPr>
+            <w:tcW w:w="1840" w:type="dxa"/>
+            <w:vAlign w:val="center"/>
+          </w:tcPr>
+          <w:p>
+            <w:pPr>
+              <w:rPr>
+                <w:rFonts w:ascii="Calibri" w:eastAsia="Times New Roman" w:hAnsi="Calibri" w:cs="Calibri"/>
+                <w:color w:val="000000"/>
+                <w:sz w:val="22"/>
+              </w:rPr>
+            </w:pPr>
+            <w:r>
+              <w:rPr>
+                <w:rFonts w:ascii="Calibri" w:hAnsi="Calibri" w:cs="Calibri"/>
+                <w:color w:val="000000"/>
+                <w:sz w:val="22"/>
+              </w:rPr>
+              <w:t> </w:t>
+            </w:r>
+          </w:p>
+        </w:tc>
+        <w:tc>
+          <w:tcPr>
+            <w:tcW w:w="1840" w:type="dxa"/>
+            <w:vAlign w:val="center"/>
+          </w:tcPr>
+          <w:p>
+            <w:pPr>
+              <w:rPr>
+                <w:rFonts w:ascii="Calibri" w:eastAsia="Times New Roman" w:hAnsi="Calibri" w:cs="Calibri"/>
+                <w:color w:val="000000"/>
+                <w:sz w:val="22"/>
+              </w:rPr>
+            </w:pPr>
+            <w:r>
+              <w:rPr>
+                <w:rFonts w:ascii="Calibri" w:hAnsi="Calibri" w:cs="Calibri"/>
+                <w:color w:val="000000"/>
+                <w:sz w:val="22"/>
+              </w:rPr>
+              <w:t> </w:t>
+            </w:r>
+          </w:p>
+        </w:tc>
+        <w:tc>
+          <w:tcPr>
+            <w:tcW w:w="1840" w:type="dxa"/>
+            <w:vAlign w:val="center"/>
+          </w:tcPr>
+          <w:p>
+            <w:pPr>
+              <w:rPr>
+                <w:rFonts w:ascii="Calibri" w:eastAsia="Times New Roman" w:hAnsi="Calibri" w:cs="Calibri"/>
+                <w:color w:val="000000"/>
+                <w:sz w:val="22"/>
+              </w:rPr>
+            </w:pPr>
+            <w:r>
+              <w:rPr>
+                <w:rFonts w:ascii="Calibri" w:hAnsi="Calibri" w:cs="Calibri"/>
+                <w:color w:val="000000"/>
+                <w:sz w:val="22"/>
+              </w:rPr>
+              <w:t> </w:t>
+            </w:r>
+          </w:p>
+        </w:tc>
+        <w:tc>
+          <w:tcPr>
+            <w:tcW w:w="1840" w:type="dxa"/>
+            <w:vAlign w:val="center"/>
+          </w:tcPr>
+          <w:p>
+            <w:pPr>
+              <w:rPr>
+                <w:rFonts w:ascii="Calibri" w:eastAsia="Times New Roman" w:hAnsi="Calibri" w:cs="Calibri"/>
+                <w:color w:val="000000"/>
+                <w:sz w:val="22"/>
+              </w:rPr>
+            </w:pPr>
+            <w:r>
+              <w:rPr>
+                <w:rFonts w:ascii="Calibri" w:hAnsi="Calibri" w:cs="Calibri"/>
+                <w:color w:val="000000"/>
+                <w:sz w:val="22"/>
+              </w:rPr>
+              <w:t> x</w:t>
+            </w:r>
+          </w:p>
+        </w:tc>
+      </w:tr>
+      <w:tr>
+        <w:trPr>
+          <w:trHeight w:val="1890"/>
+        </w:trPr>
+        <w:tc>
+          <w:tcPr>
+            <w:tcW w:w="2035" w:type="dxa"/>
+            <w:hideMark/>
+          </w:tcPr>
+          <w:p>
+            <w:pPr>
+              <w:rPr>
+                <w:rFonts w:ascii="Calibri" w:eastAsia="Times New Roman" w:hAnsi="Calibri" w:cs="Calibri"/>
+                <w:color w:val="000000"/>
+                <w:sz w:val="22"/>
+              </w:rPr>
+            </w:pPr>
+            <w:r>
+              <w:rPr>
+                <w:rFonts w:ascii="Calibri" w:eastAsia="Times New Roman" w:hAnsi="Calibri" w:cs="Calibri"/>
+                <w:color w:val="000000"/>
+                <w:sz w:val="22"/>
+              </w:rPr>
+              <w:t>Các mục tiêu nhỏ</w:t>
+            </w:r>
+            <w:r>
+              <w:rPr>
+                <w:rFonts w:ascii="Calibri" w:eastAsia="Times New Roman" w:hAnsi="Calibri" w:cs="Calibri"/>
+                <w:color w:val="000000"/>
+                <w:sz w:val="22"/>
+              </w:rPr>
+              <w:t xml:space="preserve"> (Cài đặt môi trường và điều phối đầu việc</w:t>
+            </w:r>
+          </w:p>
+        </w:tc>
+        <w:tc>
+          <w:tcPr>
+            <w:tcW w:w="1840" w:type="dxa"/>
+            <w:vAlign w:val="center"/>
+          </w:tcPr>
+          <w:p>
+            <w:pPr>
+              <w:rPr>
+                <w:rFonts w:ascii="Calibri" w:eastAsia="Times New Roman" w:hAnsi="Calibri" w:cs="Calibri"/>
+                <w:color w:val="000000"/>
+                <w:sz w:val="22"/>
+              </w:rPr>
+            </w:pPr>
+            <w:r>
+              <w:rPr>
+                <w:rFonts w:ascii="Calibri" w:hAnsi="Calibri" w:cs="Calibri"/>
+                <w:color w:val="000000"/>
+                <w:sz w:val="22"/>
+              </w:rPr>
+              <w:t> x</w:t>
+            </w:r>
+          </w:p>
+        </w:tc>
+        <w:tc>
+          <w:tcPr>
+            <w:tcW w:w="1840" w:type="dxa"/>
+            <w:vAlign w:val="center"/>
+          </w:tcPr>
+          <w:p>
+            <w:pPr>
+              <w:rPr>
+                <w:rFonts w:ascii="Calibri" w:eastAsia="Times New Roman" w:hAnsi="Calibri" w:cs="Calibri"/>
+                <w:color w:val="000000"/>
+                <w:sz w:val="22"/>
+              </w:rPr>
+            </w:pPr>
+            <w:r>
+              <w:rPr>
+                <w:rFonts w:ascii="Calibri" w:hAnsi="Calibri" w:cs="Calibri"/>
+                <w:color w:val="000000"/>
+                <w:sz w:val="22"/>
+              </w:rPr>
+              <w:t> </w:t>
+            </w:r>
+          </w:p>
+        </w:tc>
+        <w:tc>
+          <w:tcPr>
+            <w:tcW w:w="1840" w:type="dxa"/>
+            <w:vAlign w:val="center"/>
+          </w:tcPr>
+          <w:p>
+            <w:pPr>
+              <w:rPr>
+                <w:rFonts w:ascii="Calibri" w:eastAsia="Times New Roman" w:hAnsi="Calibri" w:cs="Calibri"/>
+                <w:color w:val="000000"/>
+                <w:sz w:val="22"/>
+              </w:rPr>
+            </w:pPr>
+            <w:r>
+              <w:rPr>
+                <w:rFonts w:ascii="Calibri" w:hAnsi="Calibri" w:cs="Calibri"/>
+                <w:color w:val="000000"/>
+                <w:sz w:val="22"/>
+              </w:rPr>
+              <w:t> </w:t>
+            </w:r>
+          </w:p>
+        </w:tc>
+        <w:tc>
+          <w:tcPr>
+            <w:tcW w:w="1840" w:type="dxa"/>
+            <w:vAlign w:val="center"/>
+          </w:tcPr>
+          <w:p>
+            <w:pPr>
+              <w:rPr>
+                <w:rFonts w:ascii="Calibri" w:eastAsia="Times New Roman" w:hAnsi="Calibri" w:cs="Calibri"/>
+                <w:color w:val="000000"/>
+                <w:sz w:val="22"/>
+              </w:rPr>
+            </w:pPr>
+            <w:r>
+              <w:rPr>
+                <w:rFonts w:ascii="Calibri" w:hAnsi="Calibri" w:cs="Calibri"/>
+                <w:color w:val="000000"/>
+                <w:sz w:val="22"/>
+              </w:rPr>
+              <w:t> </w:t>
+            </w:r>
+          </w:p>
+        </w:tc>
+      </w:tr>
+      <w:tr>
+        <w:trPr>
+          <w:trHeight w:val="559"/>
+        </w:trPr>
+        <w:tc>
+          <w:tcPr>
+            <w:tcW w:w="2035" w:type="dxa"/>
+          </w:tcPr>
+          <w:p>
+            <w:pPr>
+              <w:rPr>
+                <w:rFonts w:ascii="Calibri" w:eastAsia="Times New Roman" w:hAnsi="Calibri" w:cs="Calibri"/>
+                <w:color w:val="000000"/>
+                <w:sz w:val="22"/>
+              </w:rPr>
+            </w:pPr>
+            <w:r>
+              <w:rPr>
+                <w:rFonts w:ascii="Calibri" w:eastAsia="Times New Roman" w:hAnsi="Calibri" w:cs="Calibri"/>
+                <w:color w:val="000000"/>
+                <w:sz w:val="22"/>
+              </w:rPr>
+              <w:t xml:space="preserve">Xây dựng </w:t>
+            </w:r>
+            <w:r>
+              <w:rPr>
+                <w:rFonts w:ascii="Calibri" w:eastAsia="Times New Roman" w:hAnsi="Calibri" w:cs="Calibri"/>
+                <w:color w:val="000000"/>
+                <w:sz w:val="22"/>
+              </w:rPr>
+              <w:t>gatewayservice</w:t>
+            </w:r>
+          </w:p>
+        </w:tc>
+        <w:tc>
+          <w:tcPr>
+            <w:tcW w:w="1840" w:type="dxa"/>
+            <w:vAlign w:val="center"/>
+          </w:tcPr>
+          <w:p>
+            <w:pPr>
+              <w:rPr>
+                <w:rFonts w:ascii="Calibri" w:hAnsi="Calibri" w:cs="Calibri"/>
+                <w:color w:val="000000"/>
+                <w:sz w:val="22"/>
+              </w:rPr>
+            </w:pPr>
+          </w:p>
+        </w:tc>
+        <w:tc>
+          <w:tcPr>
+            <w:tcW w:w="1840" w:type="dxa"/>
+            <w:vAlign w:val="center"/>
+          </w:tcPr>
+          <w:p>
+            <w:pPr>
+              <w:rPr>
+                <w:rFonts w:ascii="Calibri" w:hAnsi="Calibri" w:cs="Calibri"/>
+                <w:color w:val="000000"/>
+                <w:sz w:val="22"/>
+              </w:rPr>
+            </w:pPr>
+            <w:r>
+              <w:rPr>
+                <w:rFonts w:ascii="Calibri" w:hAnsi="Calibri" w:cs="Calibri"/>
+                <w:color w:val="000000"/>
+                <w:sz w:val="22"/>
+              </w:rPr>
+              <w:t>x</w:t>
+            </w:r>
+          </w:p>
+        </w:tc>
+        <w:tc>
+          <w:tcPr>
+            <w:tcW w:w="1840" w:type="dxa"/>
+            <w:vAlign w:val="center"/>
+          </w:tcPr>
+          <w:p>
+            <w:pPr>
+              <w:rPr>
+                <w:rFonts w:ascii="Calibri" w:hAnsi="Calibri" w:cs="Calibri"/>
+                <w:color w:val="000000"/>
+                <w:sz w:val="22"/>
+              </w:rPr>
+            </w:pPr>
+          </w:p>
+        </w:tc>
+        <w:tc>
+          <w:tcPr>
+            <w:tcW w:w="1840" w:type="dxa"/>
+            <w:vAlign w:val="center"/>
+          </w:tcPr>
+          <w:p>
+            <w:pPr>
+              <w:rPr>
+                <w:rFonts w:ascii="Calibri" w:hAnsi="Calibri" w:cs="Calibri"/>
+                <w:color w:val="000000"/>
+                <w:sz w:val="22"/>
+              </w:rPr>
+            </w:pPr>
+          </w:p>
+        </w:tc>
+      </w:tr>
+      <w:tr>
+        <w:trPr>
+          <w:trHeight w:val="559"/>
+        </w:trPr>
+        <w:tc>
+          <w:tcPr>
+            <w:tcW w:w="2035" w:type="dxa"/>
+          </w:tcPr>
+          <w:p>
+            <w:pPr>
+              <w:rPr>
+                <w:rFonts w:ascii="Calibri" w:eastAsia="Times New Roman" w:hAnsi="Calibri" w:cs="Calibri"/>
+                <w:color w:val="000000"/>
+                <w:sz w:val="22"/>
+              </w:rPr>
+            </w:pPr>
+            <w:r>
+              <w:rPr>
+                <w:rFonts w:ascii="Calibri" w:eastAsia="Times New Roman" w:hAnsi="Calibri" w:cs="Calibri"/>
+                <w:color w:val="000000"/>
+                <w:sz w:val="22"/>
+              </w:rPr>
+              <w:t>Xây dựng notification-service</w:t>
+            </w:r>
+          </w:p>
+        </w:tc>
+        <w:tc>
+          <w:tcPr>
+            <w:tcW w:w="1840" w:type="dxa"/>
+            <w:vAlign w:val="center"/>
+          </w:tcPr>
+          <w:p>
+            <w:pPr>
+              <w:rPr>
+                <w:rFonts w:ascii="Calibri" w:hAnsi="Calibri" w:cs="Calibri"/>
+                <w:color w:val="000000"/>
+                <w:sz w:val="22"/>
+              </w:rPr>
+            </w:pPr>
+          </w:p>
+        </w:tc>
+        <w:tc>
+          <w:tcPr>
+            <w:tcW w:w="1840" w:type="dxa"/>
+            <w:vAlign w:val="center"/>
+          </w:tcPr>
+          <w:p>
+            <w:pPr>
+              <w:rPr>
+                <w:rFonts w:ascii="Calibri" w:hAnsi="Calibri" w:cs="Calibri"/>
+                <w:color w:val="000000"/>
+                <w:sz w:val="22"/>
+              </w:rPr>
+            </w:pPr>
+          </w:p>
+        </w:tc>
+        <w:tc>
+          <w:tcPr>
+            <w:tcW w:w="1840" w:type="dxa"/>
+            <w:vAlign w:val="center"/>
+          </w:tcPr>
+          <w:p>
+            <w:pPr>
+              <w:rPr>
+                <w:rFonts w:ascii="Calibri" w:hAnsi="Calibri" w:cs="Calibri"/>
+                <w:color w:val="000000"/>
+                <w:sz w:val="22"/>
+              </w:rPr>
+            </w:pPr>
+            <w:r>
+              <w:rPr>
+                <w:rFonts w:ascii="Calibri" w:hAnsi="Calibri" w:cs="Calibri"/>
+                <w:color w:val="000000"/>
+                <w:sz w:val="22"/>
+              </w:rPr>
+              <w:t>x</w:t>
+            </w:r>
+          </w:p>
+        </w:tc>
+        <w:tc>
+          <w:tcPr>
+            <w:tcW w:w="1840" w:type="dxa"/>
+            <w:vAlign w:val="center"/>
+          </w:tcPr>
+          <w:p>
+            <w:pPr>
+              <w:rPr>
+                <w:rFonts w:ascii="Calibri" w:hAnsi="Calibri" w:cs="Calibri"/>
+                <w:color w:val="000000"/>
+                <w:sz w:val="22"/>
+              </w:rPr>
+            </w:pPr>
+          </w:p>
+        </w:tc>
+      </w:tr>
+      <w:tr>
+        <w:trPr>
+          <w:trHeight w:val="695"/>
+        </w:trPr>
+        <w:tc>
+          <w:tcPr>
+            <w:tcW w:w="2035" w:type="dxa"/>
+          </w:tcPr>
+          <w:p>
+            <w:pPr>
+              <w:rPr>
+                <w:rFonts w:ascii="Calibri" w:eastAsia="Times New Roman" w:hAnsi="Calibri" w:cs="Calibri"/>
+                <w:color w:val="000000"/>
+                <w:sz w:val="22"/>
+              </w:rPr>
+            </w:pPr>
+            <w:r>
+              <w:rPr>
+                <w:rFonts w:ascii="Calibri" w:eastAsia="Times New Roman" w:hAnsi="Calibri" w:cs="Calibri"/>
+                <w:color w:val="000000"/>
+                <w:sz w:val="22"/>
+              </w:rPr>
+              <w:t>Tổng hợp ghép code</w:t>
+            </w:r>
+          </w:p>
+        </w:tc>
+        <w:tc>
+          <w:tcPr>
+            <w:tcW w:w="1840" w:type="dxa"/>
+            <w:vAlign w:val="center"/>
+          </w:tcPr>
+          <w:p>
+            <w:pPr>
+              <w:rPr>
+                <w:rFonts w:ascii="Calibri" w:hAnsi="Calibri" w:cs="Calibri"/>
+                <w:color w:val="000000"/>
+                <w:sz w:val="22"/>
+              </w:rPr>
+            </w:pPr>
+          </w:p>
+        </w:tc>
+        <w:tc>
+          <w:tcPr>
+            <w:tcW w:w="1840" w:type="dxa"/>
+            <w:vAlign w:val="center"/>
+          </w:tcPr>
+          <w:p>
+            <w:pPr>
+              <w:rPr>
+                <w:rFonts w:ascii="Calibri" w:hAnsi="Calibri" w:cs="Calibri"/>
+                <w:color w:val="000000"/>
+                <w:sz w:val="22"/>
+              </w:rPr>
+            </w:pPr>
+          </w:p>
+        </w:tc>
+        <w:tc>
+          <w:tcPr>
+            <w:tcW w:w="1840" w:type="dxa"/>
+            <w:vAlign w:val="center"/>
+          </w:tcPr>
+          <w:p>
+            <w:pPr>
+              <w:rPr>
+                <w:rFonts w:ascii="Calibri" w:hAnsi="Calibri" w:cs="Calibri"/>
+                <w:color w:val="000000"/>
+                <w:sz w:val="22"/>
+              </w:rPr>
+            </w:pPr>
+          </w:p>
+        </w:tc>
+        <w:tc>
+          <w:tcPr>
+            <w:tcW w:w="1840" w:type="dxa"/>
+            <w:vAlign w:val="center"/>
+          </w:tcPr>
+          <w:p>
+            <w:pPr>
+              <w:rPr>
+                <w:rFonts w:ascii="Calibri" w:hAnsi="Calibri" w:cs="Calibri"/>
+                <w:color w:val="000000"/>
+                <w:sz w:val="22"/>
+              </w:rPr>
+            </w:pPr>
+            <w:r>
+              <w:rPr>
+                <w:rFonts w:ascii="Calibri" w:hAnsi="Calibri" w:cs="Calibri"/>
+                <w:color w:val="000000"/>
+                <w:sz w:val="22"/>
+              </w:rPr>
+              <w:t>x</w:t>
+            </w:r>
+          </w:p>
+        </w:tc>
+      </w:tr>
+      <w:tr>
+        <w:trPr>
+          <w:trHeight w:val="695"/>
+        </w:trPr>
+        <w:tc>
+          <w:tcPr>
+            <w:tcW w:w="2035" w:type="dxa"/>
+          </w:tcPr>
+          <w:p>
+            <w:pPr>
+              <w:rPr>
+                <w:rFonts w:ascii="Calibri" w:eastAsia="Times New Roman" w:hAnsi="Calibri" w:cs="Calibri"/>
+                <w:color w:val="000000"/>
+                <w:sz w:val="22"/>
+              </w:rPr>
+            </w:pPr>
+            <w:r>
+              <w:rPr>
+                <w:rFonts w:ascii="Calibri" w:eastAsia="Times New Roman" w:hAnsi="Calibri" w:cs="Calibri"/>
+                <w:color w:val="000000"/>
+                <w:sz w:val="22"/>
+              </w:rPr>
+              <w:t>Chuẩn bị document</w:t>
+            </w:r>
+          </w:p>
+        </w:tc>
+        <w:tc>
+          <w:tcPr>
+            <w:tcW w:w="1840" w:type="dxa"/>
+            <w:vAlign w:val="center"/>
+          </w:tcPr>
+          <w:p>
+            <w:pPr>
+              <w:rPr>
+                <w:rFonts w:ascii="Calibri" w:hAnsi="Calibri" w:cs="Calibri"/>
+                <w:color w:val="000000"/>
+                <w:sz w:val="22"/>
+              </w:rPr>
+            </w:pPr>
+            <w:r>
+              <w:rPr>
+                <w:rFonts w:ascii="Calibri" w:hAnsi="Calibri" w:cs="Calibri"/>
+                <w:color w:val="000000"/>
+                <w:sz w:val="22"/>
+              </w:rPr>
+              <w:t>x</w:t>
+            </w:r>
+          </w:p>
+        </w:tc>
+        <w:tc>
+          <w:tcPr>
+            <w:tcW w:w="1840" w:type="dxa"/>
+            <w:vAlign w:val="center"/>
+          </w:tcPr>
+          <w:p>
+            <w:pPr>
+              <w:rPr>
+                <w:rFonts w:ascii="Calibri" w:hAnsi="Calibri" w:cs="Calibri"/>
+                <w:color w:val="000000"/>
+                <w:sz w:val="22"/>
+              </w:rPr>
+            </w:pPr>
+          </w:p>
+        </w:tc>
+        <w:tc>
+          <w:tcPr>
+            <w:tcW w:w="1840" w:type="dxa"/>
+            <w:vAlign w:val="center"/>
+          </w:tcPr>
+          <w:p>
+            <w:pPr>
+              <w:rPr>
+                <w:rFonts w:ascii="Calibri" w:hAnsi="Calibri" w:cs="Calibri"/>
+                <w:color w:val="000000"/>
+                <w:sz w:val="22"/>
+              </w:rPr>
+            </w:pPr>
+            <w:r>
+              <w:rPr>
+                <w:rFonts w:ascii="Calibri" w:hAnsi="Calibri" w:cs="Calibri"/>
+                <w:color w:val="000000"/>
+                <w:sz w:val="22"/>
+              </w:rPr>
+              <w:t>x</w:t>
+            </w:r>
+          </w:p>
+        </w:tc>
+        <w:tc>
+          <w:tcPr>
+            <w:tcW w:w="1840" w:type="dxa"/>
+            <w:vAlign w:val="center"/>
+          </w:tcPr>
+          <w:p>
+            <w:pPr>
+              <w:rPr>
+                <w:rFonts w:ascii="Calibri" w:hAnsi="Calibri" w:cs="Calibri"/>
+                <w:color w:val="000000"/>
+                <w:sz w:val="22"/>
+              </w:rPr>
+            </w:pPr>
+          </w:p>
+        </w:tc>
+      </w:tr>
+      <w:tr>
+        <w:trPr>
+          <w:trHeight w:val="695"/>
+        </w:trPr>
+        <w:tc>
+          <w:tcPr>
+            <w:tcW w:w="2035" w:type="dxa"/>
+          </w:tcPr>
+          <w:p>
+            <w:pPr>
+              <w:rPr>
+                <w:rFonts w:ascii="Calibri" w:eastAsia="Times New Roman" w:hAnsi="Calibri" w:cs="Calibri"/>
+                <w:color w:val="000000"/>
+                <w:sz w:val="22"/>
+              </w:rPr>
+            </w:pPr>
+            <w:r>
+              <w:rPr>
+                <w:rFonts w:ascii="Calibri" w:eastAsia="Times New Roman" w:hAnsi="Calibri" w:cs="Calibri"/>
+                <w:color w:val="000000"/>
+                <w:sz w:val="22"/>
+              </w:rPr>
+              <w:t>Quay video demo</w:t>
+            </w:r>
+          </w:p>
+        </w:tc>
+        <w:tc>
+          <w:tcPr>
+            <w:tcW w:w="1840" w:type="dxa"/>
+            <w:vAlign w:val="center"/>
+          </w:tcPr>
+          <w:p>
+            <w:pPr>
+              <w:rPr>
+                <w:rFonts w:ascii="Calibri" w:hAnsi="Calibri" w:cs="Calibri"/>
+                <w:color w:val="000000"/>
+                <w:sz w:val="22"/>
+              </w:rPr>
+            </w:pPr>
+          </w:p>
+        </w:tc>
+        <w:tc>
+          <w:tcPr>
+            <w:tcW w:w="1840" w:type="dxa"/>
+            <w:vAlign w:val="center"/>
+          </w:tcPr>
+          <w:p>
+            <w:pPr>
+              <w:rPr>
+                <w:rFonts w:ascii="Calibri" w:hAnsi="Calibri" w:cs="Calibri"/>
+                <w:color w:val="000000"/>
+                <w:sz w:val="22"/>
+              </w:rPr>
+            </w:pPr>
+            <w:r>
+              <w:rPr>
+                <w:rFonts w:ascii="Calibri" w:hAnsi="Calibri" w:cs="Calibri"/>
+                <w:color w:val="000000"/>
+                <w:sz w:val="22"/>
+              </w:rPr>
+              <w:t>x</w:t>
+            </w:r>
+          </w:p>
+        </w:tc>
+        <w:tc>
+          <w:tcPr>
+            <w:tcW w:w="1840" w:type="dxa"/>
+            <w:vAlign w:val="center"/>
+          </w:tcPr>
+          <w:p>
+            <w:pPr>
+              <w:rPr>
+                <w:rFonts w:ascii="Calibri" w:hAnsi="Calibri" w:cs="Calibri"/>
+                <w:color w:val="000000"/>
+                <w:sz w:val="22"/>
+              </w:rPr>
+            </w:pPr>
+          </w:p>
+        </w:tc>
+        <w:tc>
+          <w:tcPr>
+            <w:tcW w:w="1840" w:type="dxa"/>
+            <w:vAlign w:val="center"/>
+          </w:tcPr>
+          <w:p>
+            <w:pPr>
+              <w:rPr>
+                <w:rFonts w:ascii="Calibri" w:hAnsi="Calibri" w:cs="Calibri"/>
+                <w:color w:val="000000"/>
+                <w:sz w:val="22"/>
+              </w:rPr>
+            </w:pPr>
+          </w:p>
+        </w:tc>
+      </w:tr>
+    </w:tbl>
+    <w:p>
+      <w:pPr>
+        <w:rPr>
+          <w:rFonts w:eastAsiaTheme="majorEastAsia" w:cstheme="majorBidi"/>
+          <w:b/>
+          <w:sz w:val="40"/>
+          <w:szCs w:val="32"/>
+        </w:rPr>
+      </w:pPr>
+      <w:r>
+        <w:br w:type="page"/>
+      </w:r>
+    </w:p>
+    <w:p>
+      <w:pPr>
         <w:pStyle w:val="Heading1"/>
       </w:pPr>
       <w:r>
+        <w:lastRenderedPageBreak/>
         <w:t>Mục tiêu thực hiện</w:t>
       </w:r>
     </w:p>
@@ -144,7 +1729,9 @@
         <w:keepNext/>
       </w:pPr>
       <w:r>
-        <w:lastRenderedPageBreak/>
+        <w:rPr>
+          <w:noProof/>
+        </w:rPr>
         <w:drawing>
           <wp:inline distT="0" distB="0" distL="0" distR="0" wp14:anchorId="3DA6D809" wp14:editId="0FC1B71E">
             <wp:extent cx="5972175" cy="3079115"/>
@@ -161,7 +1748,7 @@
                     <pic:cNvPicPr/>
                   </pic:nvPicPr>
                   <pic:blipFill>
-                    <a:blip r:embed="rId6"/>
+                    <a:blip r:embed="rId7"/>
                     <a:stretch>
                       <a:fillRect/>
                     </a:stretch>
@@ -222,6 +1809,10 @@
         <w:keepNext/>
       </w:pPr>
       <w:r>
+        <w:rPr>
+          <w:noProof/>
+        </w:rPr>
+        <w:lastRenderedPageBreak/>
         <w:drawing>
           <wp:inline distT="0" distB="0" distL="0" distR="0" wp14:anchorId="5F348F98" wp14:editId="1EE2B1AA">
             <wp:extent cx="5972175" cy="795655"/>
@@ -238,7 +1829,7 @@
                     <pic:cNvPicPr/>
                   </pic:nvPicPr>
                   <pic:blipFill>
-                    <a:blip r:embed="rId7"/>
+                    <a:blip r:embed="rId8"/>
                     <a:stretch>
                       <a:fillRect/>
                     </a:stretch>
@@ -396,7 +1987,6 @@
         <w:ind w:left="1080"/>
       </w:pPr>
       <w:r>
-        <w:lastRenderedPageBreak/>
         <w:t>spring-boot-starter-test:</w:t>
       </w:r>
       <w:r>
@@ -529,6 +2119,7 @@
         <w:ind w:left="1080"/>
       </w:pPr>
       <w:r>
+        <w:lastRenderedPageBreak/>
         <w:t>lombok:</w:t>
       </w:r>
       <w:r>
@@ -644,7 +2235,6 @@
         </w:numPr>
       </w:pPr>
       <w:r>
-        <w:lastRenderedPageBreak/>
         <w:t>Thực thi: Khởi chạy trên cổng 8761, đóng vai trò hạ tầng lõi cho toàn bộ hệ thống.</w:t>
       </w:r>
     </w:p>
@@ -1077,6 +2667,7 @@
           <w:sz w:val="21"/>
           <w:szCs w:val="21"/>
         </w:rPr>
+        <w:lastRenderedPageBreak/>
         <w:t>     |-- generated-test-sources/</w:t>
       </w:r>
     </w:p>
@@ -1207,13 +2798,7 @@
         </w:numPr>
       </w:pPr>
       <w:r>
-        <w:t xml:space="preserve">Nhiệm vụ: Đóng vai trò là </w:t>
-      </w:r>
-      <w:r>
-        <w:t>nguồn tham chiếu</w:t>
-      </w:r>
-      <w:r>
-        <w:t xml:space="preserve"> về số lượng sản phẩm; hỗ trợ các endpoint kiểm tra, cập nhật stock và xem chi tiết tồn kho.</w:t>
+        <w:t>Nhiệm vụ: Đóng vai trò là nguồn tham chiếu về số lượng sản phẩm; hỗ trợ các endpoint kiểm tra, cập nhật stock và xem chi tiết tồn kho.</w:t>
       </w:r>
     </w:p>
     <w:p>
@@ -1435,511 +3020,511 @@
           <w:sz w:val="21"/>
           <w:szCs w:val="21"/>
         </w:rPr>
+        <w:t> |-- pom.xml</w:t>
+      </w:r>
+    </w:p>
+    <w:p>
+      <w:pPr>
+        <w:shd w:val="clear" w:color="auto" w:fill="1F1F1F"/>
+        <w:spacing w:after="0" w:line="285" w:lineRule="atLeast"/>
+        <w:rPr>
+          <w:rFonts w:ascii="Consolas" w:eastAsia="Times New Roman" w:hAnsi="Consolas" w:cs="Times New Roman"/>
+          <w:color w:val="CCCCCC"/>
+          <w:sz w:val="21"/>
+          <w:szCs w:val="21"/>
+        </w:rPr>
+      </w:pPr>
+      <w:r>
+        <w:rPr>
+          <w:rFonts w:ascii="Consolas" w:eastAsia="Times New Roman" w:hAnsi="Consolas" w:cs="Times New Roman"/>
+          <w:color w:val="CCCCCC"/>
+          <w:sz w:val="21"/>
+          <w:szCs w:val="21"/>
+        </w:rPr>
+        <w:t> |-- RUNNING.md</w:t>
+      </w:r>
+    </w:p>
+    <w:p>
+      <w:pPr>
+        <w:shd w:val="clear" w:color="auto" w:fill="1F1F1F"/>
+        <w:spacing w:after="0" w:line="285" w:lineRule="atLeast"/>
+        <w:rPr>
+          <w:rFonts w:ascii="Consolas" w:eastAsia="Times New Roman" w:hAnsi="Consolas" w:cs="Times New Roman"/>
+          <w:color w:val="CCCCCC"/>
+          <w:sz w:val="21"/>
+          <w:szCs w:val="21"/>
+        </w:rPr>
+      </w:pPr>
+      <w:r>
+        <w:rPr>
+          <w:rFonts w:ascii="Consolas" w:eastAsia="Times New Roman" w:hAnsi="Consolas" w:cs="Times New Roman"/>
+          <w:color w:val="CCCCCC"/>
+          <w:sz w:val="21"/>
+          <w:szCs w:val="21"/>
+        </w:rPr>
+        <w:t> |-- TEST_SCENARIOS_INVENTORY_SERVICE.md</w:t>
+      </w:r>
+    </w:p>
+    <w:p>
+      <w:pPr>
+        <w:shd w:val="clear" w:color="auto" w:fill="1F1F1F"/>
+        <w:spacing w:after="0" w:line="285" w:lineRule="atLeast"/>
+        <w:rPr>
+          <w:rFonts w:ascii="Consolas" w:eastAsia="Times New Roman" w:hAnsi="Consolas" w:cs="Times New Roman"/>
+          <w:color w:val="CCCCCC"/>
+          <w:sz w:val="21"/>
+          <w:szCs w:val="21"/>
+        </w:rPr>
+      </w:pPr>
+      <w:r>
+        <w:rPr>
+          <w:rFonts w:ascii="Consolas" w:eastAsia="Times New Roman" w:hAnsi="Consolas" w:cs="Times New Roman"/>
+          <w:color w:val="CCCCCC"/>
+          <w:sz w:val="21"/>
+          <w:szCs w:val="21"/>
+        </w:rPr>
+        <w:t> |-- yeucau.md</w:t>
+      </w:r>
+    </w:p>
+    <w:p>
+      <w:pPr>
+        <w:shd w:val="clear" w:color="auto" w:fill="1F1F1F"/>
+        <w:spacing w:after="0" w:line="285" w:lineRule="atLeast"/>
+        <w:rPr>
+          <w:rFonts w:ascii="Consolas" w:eastAsia="Times New Roman" w:hAnsi="Consolas" w:cs="Times New Roman"/>
+          <w:color w:val="CCCCCC"/>
+          <w:sz w:val="21"/>
+          <w:szCs w:val="21"/>
+        </w:rPr>
+      </w:pPr>
+      <w:r>
+        <w:rPr>
+          <w:rFonts w:ascii="Consolas" w:eastAsia="Times New Roman" w:hAnsi="Consolas" w:cs="Times New Roman"/>
+          <w:color w:val="CCCCCC"/>
+          <w:sz w:val="21"/>
+          <w:szCs w:val="21"/>
+        </w:rPr>
+        <w:t> |-- .mvn/wrapper/maven-wrapper.properties</w:t>
+      </w:r>
+    </w:p>
+    <w:p>
+      <w:pPr>
+        <w:shd w:val="clear" w:color="auto" w:fill="1F1F1F"/>
+        <w:spacing w:after="0" w:line="285" w:lineRule="atLeast"/>
+        <w:rPr>
+          <w:rFonts w:ascii="Consolas" w:eastAsia="Times New Roman" w:hAnsi="Consolas" w:cs="Times New Roman"/>
+          <w:color w:val="CCCCCC"/>
+          <w:sz w:val="21"/>
+          <w:szCs w:val="21"/>
+        </w:rPr>
+      </w:pPr>
+      <w:r>
+        <w:rPr>
+          <w:rFonts w:ascii="Consolas" w:eastAsia="Times New Roman" w:hAnsi="Consolas" w:cs="Times New Roman"/>
+          <w:color w:val="CCCCCC"/>
+          <w:sz w:val="21"/>
+          <w:szCs w:val="21"/>
+        </w:rPr>
+        <w:t> |-- src/</w:t>
+      </w:r>
+    </w:p>
+    <w:p>
+      <w:pPr>
+        <w:shd w:val="clear" w:color="auto" w:fill="1F1F1F"/>
+        <w:spacing w:after="0" w:line="285" w:lineRule="atLeast"/>
+        <w:rPr>
+          <w:rFonts w:ascii="Consolas" w:eastAsia="Times New Roman" w:hAnsi="Consolas" w:cs="Times New Roman"/>
+          <w:color w:val="CCCCCC"/>
+          <w:sz w:val="21"/>
+          <w:szCs w:val="21"/>
+        </w:rPr>
+      </w:pPr>
+      <w:r>
+        <w:rPr>
+          <w:rFonts w:ascii="Consolas" w:eastAsia="Times New Roman" w:hAnsi="Consolas" w:cs="Times New Roman"/>
+          <w:color w:val="CCCCCC"/>
+          <w:sz w:val="21"/>
+          <w:szCs w:val="21"/>
+        </w:rPr>
+        <w:t> |   |-- main/</w:t>
+      </w:r>
+    </w:p>
+    <w:p>
+      <w:pPr>
+        <w:shd w:val="clear" w:color="auto" w:fill="1F1F1F"/>
+        <w:spacing w:after="0" w:line="285" w:lineRule="atLeast"/>
+        <w:rPr>
+          <w:rFonts w:ascii="Consolas" w:eastAsia="Times New Roman" w:hAnsi="Consolas" w:cs="Times New Roman"/>
+          <w:color w:val="CCCCCC"/>
+          <w:sz w:val="21"/>
+          <w:szCs w:val="21"/>
+        </w:rPr>
+      </w:pPr>
+      <w:r>
+        <w:rPr>
+          <w:rFonts w:ascii="Consolas" w:eastAsia="Times New Roman" w:hAnsi="Consolas" w:cs="Times New Roman"/>
+          <w:color w:val="CCCCCC"/>
+          <w:sz w:val="21"/>
+          <w:szCs w:val="21"/>
+        </w:rPr>
+        <w:t> |   |   |-- java/com/nhom1/inventory_service/</w:t>
+      </w:r>
+    </w:p>
+    <w:p>
+      <w:pPr>
+        <w:shd w:val="clear" w:color="auto" w:fill="1F1F1F"/>
+        <w:spacing w:after="0" w:line="285" w:lineRule="atLeast"/>
+        <w:rPr>
+          <w:rFonts w:ascii="Consolas" w:eastAsia="Times New Roman" w:hAnsi="Consolas" w:cs="Times New Roman"/>
+          <w:color w:val="CCCCCC"/>
+          <w:sz w:val="21"/>
+          <w:szCs w:val="21"/>
+        </w:rPr>
+      </w:pPr>
+      <w:r>
+        <w:rPr>
+          <w:rFonts w:ascii="Consolas" w:eastAsia="Times New Roman" w:hAnsi="Consolas" w:cs="Times New Roman"/>
+          <w:color w:val="CCCCCC"/>
+          <w:sz w:val="21"/>
+          <w:szCs w:val="21"/>
+        </w:rPr>
+        <w:t> |   |   |   |-- InventoryServiceApplication.java</w:t>
+      </w:r>
+    </w:p>
+    <w:p>
+      <w:pPr>
+        <w:shd w:val="clear" w:color="auto" w:fill="1F1F1F"/>
+        <w:spacing w:after="0" w:line="285" w:lineRule="atLeast"/>
+        <w:rPr>
+          <w:rFonts w:ascii="Consolas" w:eastAsia="Times New Roman" w:hAnsi="Consolas" w:cs="Times New Roman"/>
+          <w:color w:val="CCCCCC"/>
+          <w:sz w:val="21"/>
+          <w:szCs w:val="21"/>
+        </w:rPr>
+      </w:pPr>
+      <w:r>
+        <w:rPr>
+          <w:rFonts w:ascii="Consolas" w:eastAsia="Times New Roman" w:hAnsi="Consolas" w:cs="Times New Roman"/>
+          <w:color w:val="CCCCCC"/>
+          <w:sz w:val="21"/>
+          <w:szCs w:val="21"/>
+        </w:rPr>
+        <w:t> |   |   |   |-- config/SecurityConfig.java</w:t>
+      </w:r>
+    </w:p>
+    <w:p>
+      <w:pPr>
+        <w:shd w:val="clear" w:color="auto" w:fill="1F1F1F"/>
+        <w:spacing w:after="0" w:line="285" w:lineRule="atLeast"/>
+        <w:rPr>
+          <w:rFonts w:ascii="Consolas" w:eastAsia="Times New Roman" w:hAnsi="Consolas" w:cs="Times New Roman"/>
+          <w:color w:val="CCCCCC"/>
+          <w:sz w:val="21"/>
+          <w:szCs w:val="21"/>
+        </w:rPr>
+      </w:pPr>
+      <w:r>
+        <w:rPr>
+          <w:rFonts w:ascii="Consolas" w:eastAsia="Times New Roman" w:hAnsi="Consolas" w:cs="Times New Roman"/>
+          <w:color w:val="CCCCCC"/>
+          <w:sz w:val="21"/>
+          <w:szCs w:val="21"/>
+        </w:rPr>
+        <w:t> |   |   |   |-- controller/InventoryController.java</w:t>
+      </w:r>
+    </w:p>
+    <w:p>
+      <w:pPr>
+        <w:shd w:val="clear" w:color="auto" w:fill="1F1F1F"/>
+        <w:spacing w:after="0" w:line="285" w:lineRule="atLeast"/>
+        <w:rPr>
+          <w:rFonts w:ascii="Consolas" w:eastAsia="Times New Roman" w:hAnsi="Consolas" w:cs="Times New Roman"/>
+          <w:color w:val="CCCCCC"/>
+          <w:sz w:val="21"/>
+          <w:szCs w:val="21"/>
+        </w:rPr>
+      </w:pPr>
+      <w:r>
+        <w:rPr>
+          <w:rFonts w:ascii="Consolas" w:eastAsia="Times New Roman" w:hAnsi="Consolas" w:cs="Times New Roman"/>
+          <w:color w:val="CCCCCC"/>
+          <w:sz w:val="21"/>
+          <w:szCs w:val="21"/>
+        </w:rPr>
+        <w:t> |   |   |   |-- dto/BaseResponse.java</w:t>
+      </w:r>
+    </w:p>
+    <w:p>
+      <w:pPr>
+        <w:shd w:val="clear" w:color="auto" w:fill="1F1F1F"/>
+        <w:spacing w:after="0" w:line="285" w:lineRule="atLeast"/>
+        <w:rPr>
+          <w:rFonts w:ascii="Consolas" w:eastAsia="Times New Roman" w:hAnsi="Consolas" w:cs="Times New Roman"/>
+          <w:color w:val="CCCCCC"/>
+          <w:sz w:val="21"/>
+          <w:szCs w:val="21"/>
+        </w:rPr>
+      </w:pPr>
+      <w:r>
+        <w:rPr>
+          <w:rFonts w:ascii="Consolas" w:eastAsia="Times New Roman" w:hAnsi="Consolas" w:cs="Times New Roman"/>
+          <w:color w:val="CCCCCC"/>
+          <w:sz w:val="21"/>
+          <w:szCs w:val="21"/>
+        </w:rPr>
+        <w:t> |   |   |   |-- dto/InventoryDTO.java</w:t>
+      </w:r>
+    </w:p>
+    <w:p>
+      <w:pPr>
+        <w:shd w:val="clear" w:color="auto" w:fill="1F1F1F"/>
+        <w:spacing w:after="0" w:line="285" w:lineRule="atLeast"/>
+        <w:rPr>
+          <w:rFonts w:ascii="Consolas" w:eastAsia="Times New Roman" w:hAnsi="Consolas" w:cs="Times New Roman"/>
+          <w:color w:val="CCCCCC"/>
+          <w:sz w:val="21"/>
+          <w:szCs w:val="21"/>
+        </w:rPr>
+      </w:pPr>
+      <w:r>
+        <w:rPr>
+          <w:rFonts w:ascii="Consolas" w:eastAsia="Times New Roman" w:hAnsi="Consolas" w:cs="Times New Roman"/>
+          <w:color w:val="CCCCCC"/>
+          <w:sz w:val="21"/>
+          <w:szCs w:val="21"/>
+        </w:rPr>
+        <w:t> |   |   |   |-- model/Inventory.java</w:t>
+      </w:r>
+    </w:p>
+    <w:p>
+      <w:pPr>
+        <w:shd w:val="clear" w:color="auto" w:fill="1F1F1F"/>
+        <w:spacing w:after="0" w:line="285" w:lineRule="atLeast"/>
+        <w:rPr>
+          <w:rFonts w:ascii="Consolas" w:eastAsia="Times New Roman" w:hAnsi="Consolas" w:cs="Times New Roman"/>
+          <w:color w:val="CCCCCC"/>
+          <w:sz w:val="21"/>
+          <w:szCs w:val="21"/>
+        </w:rPr>
+      </w:pPr>
+      <w:r>
+        <w:rPr>
+          <w:rFonts w:ascii="Consolas" w:eastAsia="Times New Roman" w:hAnsi="Consolas" w:cs="Times New Roman"/>
+          <w:color w:val="CCCCCC"/>
+          <w:sz w:val="21"/>
+          <w:szCs w:val="21"/>
+        </w:rPr>
+        <w:t> |   |   |   |-- repository/InventoryMapper.java</w:t>
+      </w:r>
+    </w:p>
+    <w:p>
+      <w:pPr>
+        <w:shd w:val="clear" w:color="auto" w:fill="1F1F1F"/>
+        <w:spacing w:after="0" w:line="285" w:lineRule="atLeast"/>
+        <w:rPr>
+          <w:rFonts w:ascii="Consolas" w:eastAsia="Times New Roman" w:hAnsi="Consolas" w:cs="Times New Roman"/>
+          <w:color w:val="CCCCCC"/>
+          <w:sz w:val="21"/>
+          <w:szCs w:val="21"/>
+        </w:rPr>
+      </w:pPr>
+      <w:r>
+        <w:rPr>
+          <w:rFonts w:ascii="Consolas" w:eastAsia="Times New Roman" w:hAnsi="Consolas" w:cs="Times New Roman"/>
+          <w:color w:val="CCCCCC"/>
+          <w:sz w:val="21"/>
+          <w:szCs w:val="21"/>
+        </w:rPr>
+        <w:t> |   |   |   |-- repository/InventoryRepo.java</w:t>
+      </w:r>
+    </w:p>
+    <w:p>
+      <w:pPr>
+        <w:shd w:val="clear" w:color="auto" w:fill="1F1F1F"/>
+        <w:spacing w:after="0" w:line="285" w:lineRule="atLeast"/>
+        <w:rPr>
+          <w:rFonts w:ascii="Consolas" w:eastAsia="Times New Roman" w:hAnsi="Consolas" w:cs="Times New Roman"/>
+          <w:color w:val="CCCCCC"/>
+          <w:sz w:val="21"/>
+          <w:szCs w:val="21"/>
+        </w:rPr>
+      </w:pPr>
+      <w:r>
+        <w:rPr>
+          <w:rFonts w:ascii="Consolas" w:eastAsia="Times New Roman" w:hAnsi="Consolas" w:cs="Times New Roman"/>
+          <w:color w:val="CCCCCC"/>
+          <w:sz w:val="21"/>
+          <w:szCs w:val="21"/>
+        </w:rPr>
+        <w:t> |   |   |   `-- service/InventoryService.java</w:t>
+      </w:r>
+    </w:p>
+    <w:p>
+      <w:pPr>
+        <w:shd w:val="clear" w:color="auto" w:fill="1F1F1F"/>
+        <w:spacing w:after="0" w:line="285" w:lineRule="atLeast"/>
+        <w:rPr>
+          <w:rFonts w:ascii="Consolas" w:eastAsia="Times New Roman" w:hAnsi="Consolas" w:cs="Times New Roman"/>
+          <w:color w:val="CCCCCC"/>
+          <w:sz w:val="21"/>
+          <w:szCs w:val="21"/>
+        </w:rPr>
+      </w:pPr>
+      <w:r>
+        <w:rPr>
+          <w:rFonts w:ascii="Consolas" w:eastAsia="Times New Roman" w:hAnsi="Consolas" w:cs="Times New Roman"/>
+          <w:color w:val="CCCCCC"/>
+          <w:sz w:val="21"/>
+          <w:szCs w:val="21"/>
+        </w:rPr>
+        <w:t> |   |   `-- resources/</w:t>
+      </w:r>
+    </w:p>
+    <w:p>
+      <w:pPr>
+        <w:shd w:val="clear" w:color="auto" w:fill="1F1F1F"/>
+        <w:spacing w:after="0" w:line="285" w:lineRule="atLeast"/>
+        <w:rPr>
+          <w:rFonts w:ascii="Consolas" w:eastAsia="Times New Roman" w:hAnsi="Consolas" w:cs="Times New Roman"/>
+          <w:color w:val="CCCCCC"/>
+          <w:sz w:val="21"/>
+          <w:szCs w:val="21"/>
+        </w:rPr>
+      </w:pPr>
+      <w:r>
+        <w:rPr>
+          <w:rFonts w:ascii="Consolas" w:eastAsia="Times New Roman" w:hAnsi="Consolas" w:cs="Times New Roman"/>
+          <w:color w:val="CCCCCC"/>
+          <w:sz w:val="21"/>
+          <w:szCs w:val="21"/>
+        </w:rPr>
+        <w:t> |   |       |-- application.properties</w:t>
+      </w:r>
+    </w:p>
+    <w:p>
+      <w:pPr>
+        <w:shd w:val="clear" w:color="auto" w:fill="1F1F1F"/>
+        <w:spacing w:after="0" w:line="285" w:lineRule="atLeast"/>
+        <w:rPr>
+          <w:rFonts w:ascii="Consolas" w:eastAsia="Times New Roman" w:hAnsi="Consolas" w:cs="Times New Roman"/>
+          <w:color w:val="CCCCCC"/>
+          <w:sz w:val="21"/>
+          <w:szCs w:val="21"/>
+        </w:rPr>
+      </w:pPr>
+      <w:r>
+        <w:rPr>
+          <w:rFonts w:ascii="Consolas" w:eastAsia="Times New Roman" w:hAnsi="Consolas" w:cs="Times New Roman"/>
+          <w:color w:val="CCCCCC"/>
+          <w:sz w:val="21"/>
+          <w:szCs w:val="21"/>
+        </w:rPr>
+        <w:t> |   |       `-- banner.txt</w:t>
+      </w:r>
+    </w:p>
+    <w:p>
+      <w:pPr>
+        <w:shd w:val="clear" w:color="auto" w:fill="1F1F1F"/>
+        <w:spacing w:after="0" w:line="285" w:lineRule="atLeast"/>
+        <w:rPr>
+          <w:rFonts w:ascii="Consolas" w:eastAsia="Times New Roman" w:hAnsi="Consolas" w:cs="Times New Roman"/>
+          <w:color w:val="CCCCCC"/>
+          <w:sz w:val="21"/>
+          <w:szCs w:val="21"/>
+        </w:rPr>
+      </w:pPr>
+      <w:r>
+        <w:rPr>
+          <w:rFonts w:ascii="Consolas" w:eastAsia="Times New Roman" w:hAnsi="Consolas" w:cs="Times New Roman"/>
+          <w:color w:val="CCCCCC"/>
+          <w:sz w:val="21"/>
+          <w:szCs w:val="21"/>
+        </w:rPr>
+        <w:t> |   `-- test/</w:t>
+      </w:r>
+    </w:p>
+    <w:p>
+      <w:pPr>
+        <w:shd w:val="clear" w:color="auto" w:fill="1F1F1F"/>
+        <w:spacing w:after="0" w:line="285" w:lineRule="atLeast"/>
+        <w:rPr>
+          <w:rFonts w:ascii="Consolas" w:eastAsia="Times New Roman" w:hAnsi="Consolas" w:cs="Times New Roman"/>
+          <w:color w:val="CCCCCC"/>
+          <w:sz w:val="21"/>
+          <w:szCs w:val="21"/>
+        </w:rPr>
+      </w:pPr>
+      <w:r>
+        <w:rPr>
+          <w:rFonts w:ascii="Consolas" w:eastAsia="Times New Roman" w:hAnsi="Consolas" w:cs="Times New Roman"/>
+          <w:color w:val="CCCCCC"/>
+          <w:sz w:val="21"/>
+          <w:szCs w:val="21"/>
+        </w:rPr>
+        <w:t> |       |-- java/com/nhom1/inventory_service/</w:t>
+      </w:r>
+    </w:p>
+    <w:p>
+      <w:pPr>
+        <w:shd w:val="clear" w:color="auto" w:fill="1F1F1F"/>
+        <w:spacing w:after="0" w:line="285" w:lineRule="atLeast"/>
+        <w:rPr>
+          <w:rFonts w:ascii="Consolas" w:eastAsia="Times New Roman" w:hAnsi="Consolas" w:cs="Times New Roman"/>
+          <w:color w:val="CCCCCC"/>
+          <w:sz w:val="21"/>
+          <w:szCs w:val="21"/>
+        </w:rPr>
+      </w:pPr>
+      <w:r>
+        <w:rPr>
+          <w:rFonts w:ascii="Consolas" w:eastAsia="Times New Roman" w:hAnsi="Consolas" w:cs="Times New Roman"/>
+          <w:color w:val="CCCCCC"/>
+          <w:sz w:val="21"/>
+          <w:szCs w:val="21"/>
+        </w:rPr>
+        <w:t> |       |   |-- InventoryServiceApplicationTests.java</w:t>
+      </w:r>
+    </w:p>
+    <w:p>
+      <w:pPr>
+        <w:shd w:val="clear" w:color="auto" w:fill="1F1F1F"/>
+        <w:spacing w:after="0" w:line="285" w:lineRule="atLeast"/>
+        <w:rPr>
+          <w:rFonts w:ascii="Consolas" w:eastAsia="Times New Roman" w:hAnsi="Consolas" w:cs="Times New Roman"/>
+          <w:color w:val="CCCCCC"/>
+          <w:sz w:val="21"/>
+          <w:szCs w:val="21"/>
+        </w:rPr>
+      </w:pPr>
+      <w:r>
+        <w:rPr>
+          <w:rFonts w:ascii="Consolas" w:eastAsia="Times New Roman" w:hAnsi="Consolas" w:cs="Times New Roman"/>
+          <w:color w:val="CCCCCC"/>
+          <w:sz w:val="21"/>
+          <w:szCs w:val="21"/>
+        </w:rPr>
+        <w:t> |       |   |-- integration_test/api/InventoryApiIntegrationTestCases.java</w:t>
+      </w:r>
+    </w:p>
+    <w:p>
+      <w:pPr>
+        <w:shd w:val="clear" w:color="auto" w:fill="1F1F1F"/>
+        <w:spacing w:after="0" w:line="285" w:lineRule="atLeast"/>
+        <w:rPr>
+          <w:rFonts w:ascii="Consolas" w:eastAsia="Times New Roman" w:hAnsi="Consolas" w:cs="Times New Roman"/>
+          <w:color w:val="CCCCCC"/>
+          <w:sz w:val="21"/>
+          <w:szCs w:val="21"/>
+        </w:rPr>
+      </w:pPr>
+      <w:r>
+        <w:rPr>
+          <w:rFonts w:ascii="Consolas" w:eastAsia="Times New Roman" w:hAnsi="Consolas" w:cs="Times New Roman"/>
+          <w:color w:val="CCCCCC"/>
+          <w:sz w:val="21"/>
+          <w:szCs w:val="21"/>
+        </w:rPr>
         <w:lastRenderedPageBreak/>
-        <w:t> |-- pom.xml</w:t>
-      </w:r>
-    </w:p>
-    <w:p>
-      <w:pPr>
-        <w:shd w:val="clear" w:color="auto" w:fill="1F1F1F"/>
-        <w:spacing w:after="0" w:line="285" w:lineRule="atLeast"/>
-        <w:rPr>
-          <w:rFonts w:ascii="Consolas" w:eastAsia="Times New Roman" w:hAnsi="Consolas" w:cs="Times New Roman"/>
-          <w:color w:val="CCCCCC"/>
-          <w:sz w:val="21"/>
-          <w:szCs w:val="21"/>
-        </w:rPr>
-      </w:pPr>
-      <w:r>
-        <w:rPr>
-          <w:rFonts w:ascii="Consolas" w:eastAsia="Times New Roman" w:hAnsi="Consolas" w:cs="Times New Roman"/>
-          <w:color w:val="CCCCCC"/>
-          <w:sz w:val="21"/>
-          <w:szCs w:val="21"/>
-        </w:rPr>
-        <w:t> |-- RUNNING.md</w:t>
-      </w:r>
-    </w:p>
-    <w:p>
-      <w:pPr>
-        <w:shd w:val="clear" w:color="auto" w:fill="1F1F1F"/>
-        <w:spacing w:after="0" w:line="285" w:lineRule="atLeast"/>
-        <w:rPr>
-          <w:rFonts w:ascii="Consolas" w:eastAsia="Times New Roman" w:hAnsi="Consolas" w:cs="Times New Roman"/>
-          <w:color w:val="CCCCCC"/>
-          <w:sz w:val="21"/>
-          <w:szCs w:val="21"/>
-        </w:rPr>
-      </w:pPr>
-      <w:r>
-        <w:rPr>
-          <w:rFonts w:ascii="Consolas" w:eastAsia="Times New Roman" w:hAnsi="Consolas" w:cs="Times New Roman"/>
-          <w:color w:val="CCCCCC"/>
-          <w:sz w:val="21"/>
-          <w:szCs w:val="21"/>
-        </w:rPr>
-        <w:t> |-- TEST_SCENARIOS_INVENTORY_SERVICE.md</w:t>
-      </w:r>
-    </w:p>
-    <w:p>
-      <w:pPr>
-        <w:shd w:val="clear" w:color="auto" w:fill="1F1F1F"/>
-        <w:spacing w:after="0" w:line="285" w:lineRule="atLeast"/>
-        <w:rPr>
-          <w:rFonts w:ascii="Consolas" w:eastAsia="Times New Roman" w:hAnsi="Consolas" w:cs="Times New Roman"/>
-          <w:color w:val="CCCCCC"/>
-          <w:sz w:val="21"/>
-          <w:szCs w:val="21"/>
-        </w:rPr>
-      </w:pPr>
-      <w:r>
-        <w:rPr>
-          <w:rFonts w:ascii="Consolas" w:eastAsia="Times New Roman" w:hAnsi="Consolas" w:cs="Times New Roman"/>
-          <w:color w:val="CCCCCC"/>
-          <w:sz w:val="21"/>
-          <w:szCs w:val="21"/>
-        </w:rPr>
-        <w:t> |-- yeucau.md</w:t>
-      </w:r>
-    </w:p>
-    <w:p>
-      <w:pPr>
-        <w:shd w:val="clear" w:color="auto" w:fill="1F1F1F"/>
-        <w:spacing w:after="0" w:line="285" w:lineRule="atLeast"/>
-        <w:rPr>
-          <w:rFonts w:ascii="Consolas" w:eastAsia="Times New Roman" w:hAnsi="Consolas" w:cs="Times New Roman"/>
-          <w:color w:val="CCCCCC"/>
-          <w:sz w:val="21"/>
-          <w:szCs w:val="21"/>
-        </w:rPr>
-      </w:pPr>
-      <w:r>
-        <w:rPr>
-          <w:rFonts w:ascii="Consolas" w:eastAsia="Times New Roman" w:hAnsi="Consolas" w:cs="Times New Roman"/>
-          <w:color w:val="CCCCCC"/>
-          <w:sz w:val="21"/>
-          <w:szCs w:val="21"/>
-        </w:rPr>
-        <w:t> |-- .mvn/wrapper/maven-wrapper.properties</w:t>
-      </w:r>
-    </w:p>
-    <w:p>
-      <w:pPr>
-        <w:shd w:val="clear" w:color="auto" w:fill="1F1F1F"/>
-        <w:spacing w:after="0" w:line="285" w:lineRule="atLeast"/>
-        <w:rPr>
-          <w:rFonts w:ascii="Consolas" w:eastAsia="Times New Roman" w:hAnsi="Consolas" w:cs="Times New Roman"/>
-          <w:color w:val="CCCCCC"/>
-          <w:sz w:val="21"/>
-          <w:szCs w:val="21"/>
-        </w:rPr>
-      </w:pPr>
-      <w:r>
-        <w:rPr>
-          <w:rFonts w:ascii="Consolas" w:eastAsia="Times New Roman" w:hAnsi="Consolas" w:cs="Times New Roman"/>
-          <w:color w:val="CCCCCC"/>
-          <w:sz w:val="21"/>
-          <w:szCs w:val="21"/>
-        </w:rPr>
-        <w:t> |-- src/</w:t>
-      </w:r>
-    </w:p>
-    <w:p>
-      <w:pPr>
-        <w:shd w:val="clear" w:color="auto" w:fill="1F1F1F"/>
-        <w:spacing w:after="0" w:line="285" w:lineRule="atLeast"/>
-        <w:rPr>
-          <w:rFonts w:ascii="Consolas" w:eastAsia="Times New Roman" w:hAnsi="Consolas" w:cs="Times New Roman"/>
-          <w:color w:val="CCCCCC"/>
-          <w:sz w:val="21"/>
-          <w:szCs w:val="21"/>
-        </w:rPr>
-      </w:pPr>
-      <w:r>
-        <w:rPr>
-          <w:rFonts w:ascii="Consolas" w:eastAsia="Times New Roman" w:hAnsi="Consolas" w:cs="Times New Roman"/>
-          <w:color w:val="CCCCCC"/>
-          <w:sz w:val="21"/>
-          <w:szCs w:val="21"/>
-        </w:rPr>
-        <w:t> |   |-- main/</w:t>
-      </w:r>
-    </w:p>
-    <w:p>
-      <w:pPr>
-        <w:shd w:val="clear" w:color="auto" w:fill="1F1F1F"/>
-        <w:spacing w:after="0" w:line="285" w:lineRule="atLeast"/>
-        <w:rPr>
-          <w:rFonts w:ascii="Consolas" w:eastAsia="Times New Roman" w:hAnsi="Consolas" w:cs="Times New Roman"/>
-          <w:color w:val="CCCCCC"/>
-          <w:sz w:val="21"/>
-          <w:szCs w:val="21"/>
-        </w:rPr>
-      </w:pPr>
-      <w:r>
-        <w:rPr>
-          <w:rFonts w:ascii="Consolas" w:eastAsia="Times New Roman" w:hAnsi="Consolas" w:cs="Times New Roman"/>
-          <w:color w:val="CCCCCC"/>
-          <w:sz w:val="21"/>
-          <w:szCs w:val="21"/>
-        </w:rPr>
-        <w:t> |   |   |-- java/com/nhom1/inventory_service/</w:t>
-      </w:r>
-    </w:p>
-    <w:p>
-      <w:pPr>
-        <w:shd w:val="clear" w:color="auto" w:fill="1F1F1F"/>
-        <w:spacing w:after="0" w:line="285" w:lineRule="atLeast"/>
-        <w:rPr>
-          <w:rFonts w:ascii="Consolas" w:eastAsia="Times New Roman" w:hAnsi="Consolas" w:cs="Times New Roman"/>
-          <w:color w:val="CCCCCC"/>
-          <w:sz w:val="21"/>
-          <w:szCs w:val="21"/>
-        </w:rPr>
-      </w:pPr>
-      <w:r>
-        <w:rPr>
-          <w:rFonts w:ascii="Consolas" w:eastAsia="Times New Roman" w:hAnsi="Consolas" w:cs="Times New Roman"/>
-          <w:color w:val="CCCCCC"/>
-          <w:sz w:val="21"/>
-          <w:szCs w:val="21"/>
-        </w:rPr>
-        <w:t> |   |   |   |-- InventoryServiceApplication.java</w:t>
-      </w:r>
-    </w:p>
-    <w:p>
-      <w:pPr>
-        <w:shd w:val="clear" w:color="auto" w:fill="1F1F1F"/>
-        <w:spacing w:after="0" w:line="285" w:lineRule="atLeast"/>
-        <w:rPr>
-          <w:rFonts w:ascii="Consolas" w:eastAsia="Times New Roman" w:hAnsi="Consolas" w:cs="Times New Roman"/>
-          <w:color w:val="CCCCCC"/>
-          <w:sz w:val="21"/>
-          <w:szCs w:val="21"/>
-        </w:rPr>
-      </w:pPr>
-      <w:r>
-        <w:rPr>
-          <w:rFonts w:ascii="Consolas" w:eastAsia="Times New Roman" w:hAnsi="Consolas" w:cs="Times New Roman"/>
-          <w:color w:val="CCCCCC"/>
-          <w:sz w:val="21"/>
-          <w:szCs w:val="21"/>
-        </w:rPr>
-        <w:t> |   |   |   |-- config/SecurityConfig.java</w:t>
-      </w:r>
-    </w:p>
-    <w:p>
-      <w:pPr>
-        <w:shd w:val="clear" w:color="auto" w:fill="1F1F1F"/>
-        <w:spacing w:after="0" w:line="285" w:lineRule="atLeast"/>
-        <w:rPr>
-          <w:rFonts w:ascii="Consolas" w:eastAsia="Times New Roman" w:hAnsi="Consolas" w:cs="Times New Roman"/>
-          <w:color w:val="CCCCCC"/>
-          <w:sz w:val="21"/>
-          <w:szCs w:val="21"/>
-        </w:rPr>
-      </w:pPr>
-      <w:r>
-        <w:rPr>
-          <w:rFonts w:ascii="Consolas" w:eastAsia="Times New Roman" w:hAnsi="Consolas" w:cs="Times New Roman"/>
-          <w:color w:val="CCCCCC"/>
-          <w:sz w:val="21"/>
-          <w:szCs w:val="21"/>
-        </w:rPr>
-        <w:t> |   |   |   |-- controller/InventoryController.java</w:t>
-      </w:r>
-    </w:p>
-    <w:p>
-      <w:pPr>
-        <w:shd w:val="clear" w:color="auto" w:fill="1F1F1F"/>
-        <w:spacing w:after="0" w:line="285" w:lineRule="atLeast"/>
-        <w:rPr>
-          <w:rFonts w:ascii="Consolas" w:eastAsia="Times New Roman" w:hAnsi="Consolas" w:cs="Times New Roman"/>
-          <w:color w:val="CCCCCC"/>
-          <w:sz w:val="21"/>
-          <w:szCs w:val="21"/>
-        </w:rPr>
-      </w:pPr>
-      <w:r>
-        <w:rPr>
-          <w:rFonts w:ascii="Consolas" w:eastAsia="Times New Roman" w:hAnsi="Consolas" w:cs="Times New Roman"/>
-          <w:color w:val="CCCCCC"/>
-          <w:sz w:val="21"/>
-          <w:szCs w:val="21"/>
-        </w:rPr>
-        <w:t> |   |   |   |-- dto/BaseResponse.java</w:t>
-      </w:r>
-    </w:p>
-    <w:p>
-      <w:pPr>
-        <w:shd w:val="clear" w:color="auto" w:fill="1F1F1F"/>
-        <w:spacing w:after="0" w:line="285" w:lineRule="atLeast"/>
-        <w:rPr>
-          <w:rFonts w:ascii="Consolas" w:eastAsia="Times New Roman" w:hAnsi="Consolas" w:cs="Times New Roman"/>
-          <w:color w:val="CCCCCC"/>
-          <w:sz w:val="21"/>
-          <w:szCs w:val="21"/>
-        </w:rPr>
-      </w:pPr>
-      <w:r>
-        <w:rPr>
-          <w:rFonts w:ascii="Consolas" w:eastAsia="Times New Roman" w:hAnsi="Consolas" w:cs="Times New Roman"/>
-          <w:color w:val="CCCCCC"/>
-          <w:sz w:val="21"/>
-          <w:szCs w:val="21"/>
-        </w:rPr>
-        <w:t> |   |   |   |-- dto/InventoryDTO.java</w:t>
-      </w:r>
-    </w:p>
-    <w:p>
-      <w:pPr>
-        <w:shd w:val="clear" w:color="auto" w:fill="1F1F1F"/>
-        <w:spacing w:after="0" w:line="285" w:lineRule="atLeast"/>
-        <w:rPr>
-          <w:rFonts w:ascii="Consolas" w:eastAsia="Times New Roman" w:hAnsi="Consolas" w:cs="Times New Roman"/>
-          <w:color w:val="CCCCCC"/>
-          <w:sz w:val="21"/>
-          <w:szCs w:val="21"/>
-        </w:rPr>
-      </w:pPr>
-      <w:r>
-        <w:rPr>
-          <w:rFonts w:ascii="Consolas" w:eastAsia="Times New Roman" w:hAnsi="Consolas" w:cs="Times New Roman"/>
-          <w:color w:val="CCCCCC"/>
-          <w:sz w:val="21"/>
-          <w:szCs w:val="21"/>
-        </w:rPr>
-        <w:t> |   |   |   |-- model/Inventory.java</w:t>
-      </w:r>
-    </w:p>
-    <w:p>
-      <w:pPr>
-        <w:shd w:val="clear" w:color="auto" w:fill="1F1F1F"/>
-        <w:spacing w:after="0" w:line="285" w:lineRule="atLeast"/>
-        <w:rPr>
-          <w:rFonts w:ascii="Consolas" w:eastAsia="Times New Roman" w:hAnsi="Consolas" w:cs="Times New Roman"/>
-          <w:color w:val="CCCCCC"/>
-          <w:sz w:val="21"/>
-          <w:szCs w:val="21"/>
-        </w:rPr>
-      </w:pPr>
-      <w:r>
-        <w:rPr>
-          <w:rFonts w:ascii="Consolas" w:eastAsia="Times New Roman" w:hAnsi="Consolas" w:cs="Times New Roman"/>
-          <w:color w:val="CCCCCC"/>
-          <w:sz w:val="21"/>
-          <w:szCs w:val="21"/>
-        </w:rPr>
-        <w:t> |   |   |   |-- repository/InventoryMapper.java</w:t>
-      </w:r>
-    </w:p>
-    <w:p>
-      <w:pPr>
-        <w:shd w:val="clear" w:color="auto" w:fill="1F1F1F"/>
-        <w:spacing w:after="0" w:line="285" w:lineRule="atLeast"/>
-        <w:rPr>
-          <w:rFonts w:ascii="Consolas" w:eastAsia="Times New Roman" w:hAnsi="Consolas" w:cs="Times New Roman"/>
-          <w:color w:val="CCCCCC"/>
-          <w:sz w:val="21"/>
-          <w:szCs w:val="21"/>
-        </w:rPr>
-      </w:pPr>
-      <w:r>
-        <w:rPr>
-          <w:rFonts w:ascii="Consolas" w:eastAsia="Times New Roman" w:hAnsi="Consolas" w:cs="Times New Roman"/>
-          <w:color w:val="CCCCCC"/>
-          <w:sz w:val="21"/>
-          <w:szCs w:val="21"/>
-        </w:rPr>
-        <w:t> |   |   |   |-- repository/InventoryRepo.java</w:t>
-      </w:r>
-    </w:p>
-    <w:p>
-      <w:pPr>
-        <w:shd w:val="clear" w:color="auto" w:fill="1F1F1F"/>
-        <w:spacing w:after="0" w:line="285" w:lineRule="atLeast"/>
-        <w:rPr>
-          <w:rFonts w:ascii="Consolas" w:eastAsia="Times New Roman" w:hAnsi="Consolas" w:cs="Times New Roman"/>
-          <w:color w:val="CCCCCC"/>
-          <w:sz w:val="21"/>
-          <w:szCs w:val="21"/>
-        </w:rPr>
-      </w:pPr>
-      <w:r>
-        <w:rPr>
-          <w:rFonts w:ascii="Consolas" w:eastAsia="Times New Roman" w:hAnsi="Consolas" w:cs="Times New Roman"/>
-          <w:color w:val="CCCCCC"/>
-          <w:sz w:val="21"/>
-          <w:szCs w:val="21"/>
-        </w:rPr>
-        <w:t> |   |   |   `-- service/InventoryService.java</w:t>
-      </w:r>
-    </w:p>
-    <w:p>
-      <w:pPr>
-        <w:shd w:val="clear" w:color="auto" w:fill="1F1F1F"/>
-        <w:spacing w:after="0" w:line="285" w:lineRule="atLeast"/>
-        <w:rPr>
-          <w:rFonts w:ascii="Consolas" w:eastAsia="Times New Roman" w:hAnsi="Consolas" w:cs="Times New Roman"/>
-          <w:color w:val="CCCCCC"/>
-          <w:sz w:val="21"/>
-          <w:szCs w:val="21"/>
-        </w:rPr>
-      </w:pPr>
-      <w:r>
-        <w:rPr>
-          <w:rFonts w:ascii="Consolas" w:eastAsia="Times New Roman" w:hAnsi="Consolas" w:cs="Times New Roman"/>
-          <w:color w:val="CCCCCC"/>
-          <w:sz w:val="21"/>
-          <w:szCs w:val="21"/>
-        </w:rPr>
-        <w:t> |   |   `-- resources/</w:t>
-      </w:r>
-    </w:p>
-    <w:p>
-      <w:pPr>
-        <w:shd w:val="clear" w:color="auto" w:fill="1F1F1F"/>
-        <w:spacing w:after="0" w:line="285" w:lineRule="atLeast"/>
-        <w:rPr>
-          <w:rFonts w:ascii="Consolas" w:eastAsia="Times New Roman" w:hAnsi="Consolas" w:cs="Times New Roman"/>
-          <w:color w:val="CCCCCC"/>
-          <w:sz w:val="21"/>
-          <w:szCs w:val="21"/>
-        </w:rPr>
-      </w:pPr>
-      <w:r>
-        <w:rPr>
-          <w:rFonts w:ascii="Consolas" w:eastAsia="Times New Roman" w:hAnsi="Consolas" w:cs="Times New Roman"/>
-          <w:color w:val="CCCCCC"/>
-          <w:sz w:val="21"/>
-          <w:szCs w:val="21"/>
-        </w:rPr>
-        <w:t> |   |       |-- application.properties</w:t>
-      </w:r>
-    </w:p>
-    <w:p>
-      <w:pPr>
-        <w:shd w:val="clear" w:color="auto" w:fill="1F1F1F"/>
-        <w:spacing w:after="0" w:line="285" w:lineRule="atLeast"/>
-        <w:rPr>
-          <w:rFonts w:ascii="Consolas" w:eastAsia="Times New Roman" w:hAnsi="Consolas" w:cs="Times New Roman"/>
-          <w:color w:val="CCCCCC"/>
-          <w:sz w:val="21"/>
-          <w:szCs w:val="21"/>
-        </w:rPr>
-      </w:pPr>
-      <w:r>
-        <w:rPr>
-          <w:rFonts w:ascii="Consolas" w:eastAsia="Times New Roman" w:hAnsi="Consolas" w:cs="Times New Roman"/>
-          <w:color w:val="CCCCCC"/>
-          <w:sz w:val="21"/>
-          <w:szCs w:val="21"/>
-        </w:rPr>
-        <w:t> |   |       `-- banner.txt</w:t>
-      </w:r>
-    </w:p>
-    <w:p>
-      <w:pPr>
-        <w:shd w:val="clear" w:color="auto" w:fill="1F1F1F"/>
-        <w:spacing w:after="0" w:line="285" w:lineRule="atLeast"/>
-        <w:rPr>
-          <w:rFonts w:ascii="Consolas" w:eastAsia="Times New Roman" w:hAnsi="Consolas" w:cs="Times New Roman"/>
-          <w:color w:val="CCCCCC"/>
-          <w:sz w:val="21"/>
-          <w:szCs w:val="21"/>
-        </w:rPr>
-      </w:pPr>
-      <w:r>
-        <w:rPr>
-          <w:rFonts w:ascii="Consolas" w:eastAsia="Times New Roman" w:hAnsi="Consolas" w:cs="Times New Roman"/>
-          <w:color w:val="CCCCCC"/>
-          <w:sz w:val="21"/>
-          <w:szCs w:val="21"/>
-        </w:rPr>
-        <w:t> |   `-- test/</w:t>
-      </w:r>
-    </w:p>
-    <w:p>
-      <w:pPr>
-        <w:shd w:val="clear" w:color="auto" w:fill="1F1F1F"/>
-        <w:spacing w:after="0" w:line="285" w:lineRule="atLeast"/>
-        <w:rPr>
-          <w:rFonts w:ascii="Consolas" w:eastAsia="Times New Roman" w:hAnsi="Consolas" w:cs="Times New Roman"/>
-          <w:color w:val="CCCCCC"/>
-          <w:sz w:val="21"/>
-          <w:szCs w:val="21"/>
-        </w:rPr>
-      </w:pPr>
-      <w:r>
-        <w:rPr>
-          <w:rFonts w:ascii="Consolas" w:eastAsia="Times New Roman" w:hAnsi="Consolas" w:cs="Times New Roman"/>
-          <w:color w:val="CCCCCC"/>
-          <w:sz w:val="21"/>
-          <w:szCs w:val="21"/>
-        </w:rPr>
-        <w:t> |       |-- java/com/nhom1/inventory_service/</w:t>
-      </w:r>
-    </w:p>
-    <w:p>
-      <w:pPr>
-        <w:shd w:val="clear" w:color="auto" w:fill="1F1F1F"/>
-        <w:spacing w:after="0" w:line="285" w:lineRule="atLeast"/>
-        <w:rPr>
-          <w:rFonts w:ascii="Consolas" w:eastAsia="Times New Roman" w:hAnsi="Consolas" w:cs="Times New Roman"/>
-          <w:color w:val="CCCCCC"/>
-          <w:sz w:val="21"/>
-          <w:szCs w:val="21"/>
-        </w:rPr>
-      </w:pPr>
-      <w:r>
-        <w:rPr>
-          <w:rFonts w:ascii="Consolas" w:eastAsia="Times New Roman" w:hAnsi="Consolas" w:cs="Times New Roman"/>
-          <w:color w:val="CCCCCC"/>
-          <w:sz w:val="21"/>
-          <w:szCs w:val="21"/>
-        </w:rPr>
-        <w:t> |       |   |-- InventoryServiceApplicationTests.java</w:t>
-      </w:r>
-    </w:p>
-    <w:p>
-      <w:pPr>
-        <w:shd w:val="clear" w:color="auto" w:fill="1F1F1F"/>
-        <w:spacing w:after="0" w:line="285" w:lineRule="atLeast"/>
-        <w:rPr>
-          <w:rFonts w:ascii="Consolas" w:eastAsia="Times New Roman" w:hAnsi="Consolas" w:cs="Times New Roman"/>
-          <w:color w:val="CCCCCC"/>
-          <w:sz w:val="21"/>
-          <w:szCs w:val="21"/>
-        </w:rPr>
-      </w:pPr>
-      <w:r>
-        <w:rPr>
-          <w:rFonts w:ascii="Consolas" w:eastAsia="Times New Roman" w:hAnsi="Consolas" w:cs="Times New Roman"/>
-          <w:color w:val="CCCCCC"/>
-          <w:sz w:val="21"/>
-          <w:szCs w:val="21"/>
-        </w:rPr>
-        <w:t> |       |   |-- integration_test/api/InventoryApiIntegrationTestCases.java</w:t>
-      </w:r>
-    </w:p>
-    <w:p>
-      <w:pPr>
-        <w:shd w:val="clear" w:color="auto" w:fill="1F1F1F"/>
-        <w:spacing w:after="0" w:line="285" w:lineRule="atLeast"/>
-        <w:rPr>
-          <w:rFonts w:ascii="Consolas" w:eastAsia="Times New Roman" w:hAnsi="Consolas" w:cs="Times New Roman"/>
-          <w:color w:val="CCCCCC"/>
-          <w:sz w:val="21"/>
-          <w:szCs w:val="21"/>
-        </w:rPr>
-      </w:pPr>
-      <w:r>
-        <w:rPr>
-          <w:rFonts w:ascii="Consolas" w:eastAsia="Times New Roman" w:hAnsi="Consolas" w:cs="Times New Roman"/>
-          <w:color w:val="CCCCCC"/>
-          <w:sz w:val="21"/>
-          <w:szCs w:val="21"/>
-        </w:rPr>
         <w:t> |       |   |-- integration_test/platform/InventoryPlatformIntegrationTestCases.java</w:t>
       </w:r>
     </w:p>
@@ -2340,7 +3925,6 @@
           <w:sz w:val="21"/>
           <w:szCs w:val="21"/>
         </w:rPr>
-        <w:lastRenderedPageBreak/>
         <w:t>     `-- test-classes/com/nhom1/inventory_service/... (integration_test, unit_test)</w:t>
       </w:r>
     </w:p>
@@ -2407,19 +3991,7 @@
         </w:numPr>
       </w:pPr>
       <w:r>
-        <w:t xml:space="preserve">Nhiệm vụ: Đóng vai trò điều phối (Orchestrator) luồng đặt hàng; gọi sang Inventory Service để kiểm tra tồn kho trước khi chốt đơn và phát sự kiện </w:t>
-      </w:r>
-      <w:r>
-        <w:t>“</w:t>
-      </w:r>
-      <w:r>
-        <w:t>order placed</w:t>
-      </w:r>
-      <w:r>
-        <w:t>”</w:t>
-      </w:r>
-      <w:r>
-        <w:t xml:space="preserve"> qua Kafka.</w:t>
+        <w:t>Nhiệm vụ: Đóng vai trò điều phối (Orchestrator) luồng đặt hàng; gọi sang Inventory Service để kiểm tra tồn kho trước khi chốt đơn và phát sự kiện “order placed” qua Kafka.</w:t>
       </w:r>
     </w:p>
     <w:p>
@@ -2662,6 +4234,7 @@
           <w:sz w:val="21"/>
           <w:szCs w:val="21"/>
         </w:rPr>
+        <w:lastRenderedPageBreak/>
         <w:t> |-- .mvn/wrapper/maven-wrapper.properties</w:t>
       </w:r>
     </w:p>
@@ -3145,449 +4718,449 @@
           <w:sz w:val="21"/>
           <w:szCs w:val="21"/>
         </w:rPr>
+        <w:t> |   |   |   `-- service/impl/OrderServiceImpl.java</w:t>
+      </w:r>
+    </w:p>
+    <w:p>
+      <w:pPr>
+        <w:shd w:val="clear" w:color="auto" w:fill="1F1F1F"/>
+        <w:spacing w:after="0" w:line="285" w:lineRule="atLeast"/>
+        <w:rPr>
+          <w:rFonts w:ascii="Consolas" w:eastAsia="Times New Roman" w:hAnsi="Consolas" w:cs="Times New Roman"/>
+          <w:color w:val="CCCCCC"/>
+          <w:sz w:val="21"/>
+          <w:szCs w:val="21"/>
+        </w:rPr>
+      </w:pPr>
+      <w:r>
+        <w:rPr>
+          <w:rFonts w:ascii="Consolas" w:eastAsia="Times New Roman" w:hAnsi="Consolas" w:cs="Times New Roman"/>
+          <w:color w:val="CCCCCC"/>
+          <w:sz w:val="21"/>
+          <w:szCs w:val="21"/>
+        </w:rPr>
+        <w:t> |   |   `-- resources/application.properties</w:t>
+      </w:r>
+    </w:p>
+    <w:p>
+      <w:pPr>
+        <w:shd w:val="clear" w:color="auto" w:fill="1F1F1F"/>
+        <w:spacing w:after="0" w:line="285" w:lineRule="atLeast"/>
+        <w:rPr>
+          <w:rFonts w:ascii="Consolas" w:eastAsia="Times New Roman" w:hAnsi="Consolas" w:cs="Times New Roman"/>
+          <w:color w:val="CCCCCC"/>
+          <w:sz w:val="21"/>
+          <w:szCs w:val="21"/>
+        </w:rPr>
+      </w:pPr>
+      <w:r>
+        <w:rPr>
+          <w:rFonts w:ascii="Consolas" w:eastAsia="Times New Roman" w:hAnsi="Consolas" w:cs="Times New Roman"/>
+          <w:color w:val="CCCCCC"/>
+          <w:sz w:val="21"/>
+          <w:szCs w:val="21"/>
+        </w:rPr>
+        <w:t> |   `-- test/</w:t>
+      </w:r>
+    </w:p>
+    <w:p>
+      <w:pPr>
+        <w:shd w:val="clear" w:color="auto" w:fill="1F1F1F"/>
+        <w:spacing w:after="0" w:line="285" w:lineRule="atLeast"/>
+        <w:rPr>
+          <w:rFonts w:ascii="Consolas" w:eastAsia="Times New Roman" w:hAnsi="Consolas" w:cs="Times New Roman"/>
+          <w:color w:val="CCCCCC"/>
+          <w:sz w:val="21"/>
+          <w:szCs w:val="21"/>
+        </w:rPr>
+      </w:pPr>
+      <w:r>
+        <w:rPr>
+          <w:rFonts w:ascii="Consolas" w:eastAsia="Times New Roman" w:hAnsi="Consolas" w:cs="Times New Roman"/>
+          <w:color w:val="CCCCCC"/>
+          <w:sz w:val="21"/>
+          <w:szCs w:val="21"/>
+        </w:rPr>
+        <w:t> |       |-- java/com/nhom1/order_service/OrderServiceApplicationTests.java</w:t>
+      </w:r>
+    </w:p>
+    <w:p>
+      <w:pPr>
+        <w:shd w:val="clear" w:color="auto" w:fill="1F1F1F"/>
+        <w:spacing w:after="0" w:line="285" w:lineRule="atLeast"/>
+        <w:rPr>
+          <w:rFonts w:ascii="Consolas" w:eastAsia="Times New Roman" w:hAnsi="Consolas" w:cs="Times New Roman"/>
+          <w:color w:val="CCCCCC"/>
+          <w:sz w:val="21"/>
+          <w:szCs w:val="21"/>
+        </w:rPr>
+      </w:pPr>
+      <w:r>
+        <w:rPr>
+          <w:rFonts w:ascii="Consolas" w:eastAsia="Times New Roman" w:hAnsi="Consolas" w:cs="Times New Roman"/>
+          <w:color w:val="CCCCCC"/>
+          <w:sz w:val="21"/>
+          <w:szCs w:val="21"/>
+        </w:rPr>
+        <w:t> |       |-- java/integration_test/api/OrderApiIntegrationTest.java</w:t>
+      </w:r>
+    </w:p>
+    <w:p>
+      <w:pPr>
+        <w:shd w:val="clear" w:color="auto" w:fill="1F1F1F"/>
+        <w:spacing w:after="0" w:line="285" w:lineRule="atLeast"/>
+        <w:rPr>
+          <w:rFonts w:ascii="Consolas" w:eastAsia="Times New Roman" w:hAnsi="Consolas" w:cs="Times New Roman"/>
+          <w:color w:val="CCCCCC"/>
+          <w:sz w:val="21"/>
+          <w:szCs w:val="21"/>
+        </w:rPr>
+      </w:pPr>
+      <w:r>
+        <w:rPr>
+          <w:rFonts w:ascii="Consolas" w:eastAsia="Times New Roman" w:hAnsi="Consolas" w:cs="Times New Roman"/>
+          <w:color w:val="CCCCCC"/>
+          <w:sz w:val="21"/>
+          <w:szCs w:val="21"/>
+        </w:rPr>
+        <w:t> |       |-- java/integration_test/docker/DockerComposeSmokeIntegrationTest.java</w:t>
+      </w:r>
+    </w:p>
+    <w:p>
+      <w:pPr>
+        <w:shd w:val="clear" w:color="auto" w:fill="1F1F1F"/>
+        <w:spacing w:after="0" w:line="285" w:lineRule="atLeast"/>
+        <w:rPr>
+          <w:rFonts w:ascii="Consolas" w:eastAsia="Times New Roman" w:hAnsi="Consolas" w:cs="Times New Roman"/>
+          <w:color w:val="CCCCCC"/>
+          <w:sz w:val="21"/>
+          <w:szCs w:val="21"/>
+        </w:rPr>
+      </w:pPr>
+      <w:r>
+        <w:rPr>
+          <w:rFonts w:ascii="Consolas" w:eastAsia="Times New Roman" w:hAnsi="Consolas" w:cs="Times New Roman"/>
+          <w:color w:val="CCCCCC"/>
+          <w:sz w:val="21"/>
+          <w:szCs w:val="21"/>
+        </w:rPr>
+        <w:t> |       |-- java/integration_test/e2e/OrderFlowIntegrationTest.java</w:t>
+      </w:r>
+    </w:p>
+    <w:p>
+      <w:pPr>
+        <w:shd w:val="clear" w:color="auto" w:fill="1F1F1F"/>
+        <w:spacing w:after="0" w:line="285" w:lineRule="atLeast"/>
+        <w:rPr>
+          <w:rFonts w:ascii="Consolas" w:eastAsia="Times New Roman" w:hAnsi="Consolas" w:cs="Times New Roman"/>
+          <w:color w:val="CCCCCC"/>
+          <w:sz w:val="21"/>
+          <w:szCs w:val="21"/>
+        </w:rPr>
+      </w:pPr>
+      <w:r>
+        <w:rPr>
+          <w:rFonts w:ascii="Consolas" w:eastAsia="Times New Roman" w:hAnsi="Consolas" w:cs="Times New Roman"/>
+          <w:color w:val="CCCCCC"/>
+          <w:sz w:val="21"/>
+          <w:szCs w:val="21"/>
+        </w:rPr>
+        <w:t> |       |-- java/integration_test/observability/ObservabilityIntegrationTest.java</w:t>
+      </w:r>
+    </w:p>
+    <w:p>
+      <w:pPr>
+        <w:shd w:val="clear" w:color="auto" w:fill="1F1F1F"/>
+        <w:spacing w:after="0" w:line="285" w:lineRule="atLeast"/>
+        <w:rPr>
+          <w:rFonts w:ascii="Consolas" w:eastAsia="Times New Roman" w:hAnsi="Consolas" w:cs="Times New Roman"/>
+          <w:color w:val="CCCCCC"/>
+          <w:sz w:val="21"/>
+          <w:szCs w:val="21"/>
+        </w:rPr>
+      </w:pPr>
+      <w:r>
+        <w:rPr>
+          <w:rFonts w:ascii="Consolas" w:eastAsia="Times New Roman" w:hAnsi="Consolas" w:cs="Times New Roman"/>
+          <w:color w:val="CCCCCC"/>
+          <w:sz w:val="21"/>
+          <w:szCs w:val="21"/>
+        </w:rPr>
+        <w:t> |       |-- java/unit_test/controller/OrderControllerUnitTest.java</w:t>
+      </w:r>
+    </w:p>
+    <w:p>
+      <w:pPr>
+        <w:shd w:val="clear" w:color="auto" w:fill="1F1F1F"/>
+        <w:spacing w:after="0" w:line="285" w:lineRule="atLeast"/>
+        <w:rPr>
+          <w:rFonts w:ascii="Consolas" w:eastAsia="Times New Roman" w:hAnsi="Consolas" w:cs="Times New Roman"/>
+          <w:color w:val="CCCCCC"/>
+          <w:sz w:val="21"/>
+          <w:szCs w:val="21"/>
+        </w:rPr>
+      </w:pPr>
+      <w:r>
+        <w:rPr>
+          <w:rFonts w:ascii="Consolas" w:eastAsia="Times New Roman" w:hAnsi="Consolas" w:cs="Times New Roman"/>
+          <w:color w:val="CCCCCC"/>
+          <w:sz w:val="21"/>
+          <w:szCs w:val="21"/>
+        </w:rPr>
+        <w:t> |       |-- java/unit_test/exception/GlobalExceptionHandlerUnitTest.java</w:t>
+      </w:r>
+    </w:p>
+    <w:p>
+      <w:pPr>
+        <w:shd w:val="clear" w:color="auto" w:fill="1F1F1F"/>
+        <w:spacing w:after="0" w:line="285" w:lineRule="atLeast"/>
+        <w:rPr>
+          <w:rFonts w:ascii="Consolas" w:eastAsia="Times New Roman" w:hAnsi="Consolas" w:cs="Times New Roman"/>
+          <w:color w:val="CCCCCC"/>
+          <w:sz w:val="21"/>
+          <w:szCs w:val="21"/>
+        </w:rPr>
+      </w:pPr>
+      <w:r>
+        <w:rPr>
+          <w:rFonts w:ascii="Consolas" w:eastAsia="Times New Roman" w:hAnsi="Consolas" w:cs="Times New Roman"/>
+          <w:color w:val="CCCCCC"/>
+          <w:sz w:val="21"/>
+          <w:szCs w:val="21"/>
+        </w:rPr>
+        <w:t> |       |-- java/unit_test/integration/InventoryServiceClientUnitTest.java</w:t>
+      </w:r>
+    </w:p>
+    <w:p>
+      <w:pPr>
+        <w:shd w:val="clear" w:color="auto" w:fill="1F1F1F"/>
+        <w:spacing w:after="0" w:line="285" w:lineRule="atLeast"/>
+        <w:rPr>
+          <w:rFonts w:ascii="Consolas" w:eastAsia="Times New Roman" w:hAnsi="Consolas" w:cs="Times New Roman"/>
+          <w:color w:val="CCCCCC"/>
+          <w:sz w:val="21"/>
+          <w:szCs w:val="21"/>
+        </w:rPr>
+      </w:pPr>
+      <w:r>
+        <w:rPr>
+          <w:rFonts w:ascii="Consolas" w:eastAsia="Times New Roman" w:hAnsi="Consolas" w:cs="Times New Roman"/>
+          <w:color w:val="CCCCCC"/>
+          <w:sz w:val="21"/>
+          <w:szCs w:val="21"/>
+        </w:rPr>
+        <w:t> |       |-- java/unit_test/service/OrderServiceImplUnitTest.java</w:t>
+      </w:r>
+    </w:p>
+    <w:p>
+      <w:pPr>
+        <w:shd w:val="clear" w:color="auto" w:fill="1F1F1F"/>
+        <w:spacing w:after="0" w:line="285" w:lineRule="atLeast"/>
+        <w:rPr>
+          <w:rFonts w:ascii="Consolas" w:eastAsia="Times New Roman" w:hAnsi="Consolas" w:cs="Times New Roman"/>
+          <w:color w:val="CCCCCC"/>
+          <w:sz w:val="21"/>
+          <w:szCs w:val="21"/>
+        </w:rPr>
+      </w:pPr>
+      <w:r>
+        <w:rPr>
+          <w:rFonts w:ascii="Consolas" w:eastAsia="Times New Roman" w:hAnsi="Consolas" w:cs="Times New Roman"/>
+          <w:color w:val="CCCCCC"/>
+          <w:sz w:val="21"/>
+          <w:szCs w:val="21"/>
+        </w:rPr>
+        <w:t> |       `-- resources/application.properties</w:t>
+      </w:r>
+    </w:p>
+    <w:p>
+      <w:pPr>
+        <w:shd w:val="clear" w:color="auto" w:fill="1F1F1F"/>
+        <w:spacing w:after="0" w:line="285" w:lineRule="atLeast"/>
+        <w:rPr>
+          <w:rFonts w:ascii="Consolas" w:eastAsia="Times New Roman" w:hAnsi="Consolas" w:cs="Times New Roman"/>
+          <w:color w:val="CCCCCC"/>
+          <w:sz w:val="21"/>
+          <w:szCs w:val="21"/>
+        </w:rPr>
+      </w:pPr>
+      <w:r>
+        <w:rPr>
+          <w:rFonts w:ascii="Consolas" w:eastAsia="Times New Roman" w:hAnsi="Consolas" w:cs="Times New Roman"/>
+          <w:color w:val="CCCCCC"/>
+          <w:sz w:val="21"/>
+          <w:szCs w:val="21"/>
+        </w:rPr>
+        <w:t> `-- target/</w:t>
+      </w:r>
+    </w:p>
+    <w:p>
+      <w:pPr>
+        <w:shd w:val="clear" w:color="auto" w:fill="1F1F1F"/>
+        <w:spacing w:after="0" w:line="285" w:lineRule="atLeast"/>
+        <w:rPr>
+          <w:rFonts w:ascii="Consolas" w:eastAsia="Times New Roman" w:hAnsi="Consolas" w:cs="Times New Roman"/>
+          <w:color w:val="CCCCCC"/>
+          <w:sz w:val="21"/>
+          <w:szCs w:val="21"/>
+        </w:rPr>
+      </w:pPr>
+      <w:r>
+        <w:rPr>
+          <w:rFonts w:ascii="Consolas" w:eastAsia="Times New Roman" w:hAnsi="Consolas" w:cs="Times New Roman"/>
+          <w:color w:val="CCCCCC"/>
+          <w:sz w:val="21"/>
+          <w:szCs w:val="21"/>
+        </w:rPr>
+        <w:t>     |-- order-service-0.0.1-SNAPSHOT.jar</w:t>
+      </w:r>
+    </w:p>
+    <w:p>
+      <w:pPr>
+        <w:shd w:val="clear" w:color="auto" w:fill="1F1F1F"/>
+        <w:spacing w:after="0" w:line="285" w:lineRule="atLeast"/>
+        <w:rPr>
+          <w:rFonts w:ascii="Consolas" w:eastAsia="Times New Roman" w:hAnsi="Consolas" w:cs="Times New Roman"/>
+          <w:color w:val="CCCCCC"/>
+          <w:sz w:val="21"/>
+          <w:szCs w:val="21"/>
+        </w:rPr>
+      </w:pPr>
+      <w:r>
+        <w:rPr>
+          <w:rFonts w:ascii="Consolas" w:eastAsia="Times New Roman" w:hAnsi="Consolas" w:cs="Times New Roman"/>
+          <w:color w:val="CCCCCC"/>
+          <w:sz w:val="21"/>
+          <w:szCs w:val="21"/>
+        </w:rPr>
+        <w:t>     |-- order-service-0.0.1-SNAPSHOT.jar.original</w:t>
+      </w:r>
+    </w:p>
+    <w:p>
+      <w:pPr>
+        <w:shd w:val="clear" w:color="auto" w:fill="1F1F1F"/>
+        <w:spacing w:after="0" w:line="285" w:lineRule="atLeast"/>
+        <w:rPr>
+          <w:rFonts w:ascii="Consolas" w:eastAsia="Times New Roman" w:hAnsi="Consolas" w:cs="Times New Roman"/>
+          <w:color w:val="CCCCCC"/>
+          <w:sz w:val="21"/>
+          <w:szCs w:val="21"/>
+        </w:rPr>
+      </w:pPr>
+      <w:r>
+        <w:rPr>
+          <w:rFonts w:ascii="Consolas" w:eastAsia="Times New Roman" w:hAnsi="Consolas" w:cs="Times New Roman"/>
+          <w:color w:val="CCCCCC"/>
+          <w:sz w:val="21"/>
+          <w:szCs w:val="21"/>
+        </w:rPr>
+        <w:t>     |-- classes/com/nhom1/order_service/... (config,controller,domain,dto,exception,integration,listener,repository,service)</w:t>
+      </w:r>
+    </w:p>
+    <w:p>
+      <w:pPr>
+        <w:shd w:val="clear" w:color="auto" w:fill="1F1F1F"/>
+        <w:spacing w:after="0" w:line="285" w:lineRule="atLeast"/>
+        <w:rPr>
+          <w:rFonts w:ascii="Consolas" w:eastAsia="Times New Roman" w:hAnsi="Consolas" w:cs="Times New Roman"/>
+          <w:color w:val="CCCCCC"/>
+          <w:sz w:val="21"/>
+          <w:szCs w:val="21"/>
+        </w:rPr>
+      </w:pPr>
+      <w:r>
+        <w:rPr>
+          <w:rFonts w:ascii="Consolas" w:eastAsia="Times New Roman" w:hAnsi="Consolas" w:cs="Times New Roman"/>
+          <w:color w:val="CCCCCC"/>
+          <w:sz w:val="21"/>
+          <w:szCs w:val="21"/>
+        </w:rPr>
+        <w:t>     |-- generated-sources/</w:t>
+      </w:r>
+    </w:p>
+    <w:p>
+      <w:pPr>
+        <w:shd w:val="clear" w:color="auto" w:fill="1F1F1F"/>
+        <w:spacing w:after="0" w:line="285" w:lineRule="atLeast"/>
+        <w:rPr>
+          <w:rFonts w:ascii="Consolas" w:eastAsia="Times New Roman" w:hAnsi="Consolas" w:cs="Times New Roman"/>
+          <w:color w:val="CCCCCC"/>
+          <w:sz w:val="21"/>
+          <w:szCs w:val="21"/>
+        </w:rPr>
+      </w:pPr>
+      <w:r>
+        <w:rPr>
+          <w:rFonts w:ascii="Consolas" w:eastAsia="Times New Roman" w:hAnsi="Consolas" w:cs="Times New Roman"/>
+          <w:color w:val="CCCCCC"/>
+          <w:sz w:val="21"/>
+          <w:szCs w:val="21"/>
+        </w:rPr>
+        <w:t>     |-- generated-test-sources/</w:t>
+      </w:r>
+    </w:p>
+    <w:p>
+      <w:pPr>
+        <w:shd w:val="clear" w:color="auto" w:fill="1F1F1F"/>
+        <w:spacing w:after="0" w:line="285" w:lineRule="atLeast"/>
+        <w:rPr>
+          <w:rFonts w:ascii="Consolas" w:eastAsia="Times New Roman" w:hAnsi="Consolas" w:cs="Times New Roman"/>
+          <w:color w:val="CCCCCC"/>
+          <w:sz w:val="21"/>
+          <w:szCs w:val="21"/>
+        </w:rPr>
+      </w:pPr>
+      <w:r>
+        <w:rPr>
+          <w:rFonts w:ascii="Consolas" w:eastAsia="Times New Roman" w:hAnsi="Consolas" w:cs="Times New Roman"/>
+          <w:color w:val="CCCCCC"/>
+          <w:sz w:val="21"/>
+          <w:szCs w:val="21"/>
+        </w:rPr>
+        <w:t>     |-- maven-archiver/pom.properties</w:t>
+      </w:r>
+    </w:p>
+    <w:p>
+      <w:pPr>
+        <w:shd w:val="clear" w:color="auto" w:fill="1F1F1F"/>
+        <w:spacing w:after="0" w:line="285" w:lineRule="atLeast"/>
+        <w:rPr>
+          <w:rFonts w:ascii="Consolas" w:eastAsia="Times New Roman" w:hAnsi="Consolas" w:cs="Times New Roman"/>
+          <w:color w:val="CCCCCC"/>
+          <w:sz w:val="21"/>
+          <w:szCs w:val="21"/>
+        </w:rPr>
+      </w:pPr>
+      <w:r>
+        <w:rPr>
+          <w:rFonts w:ascii="Consolas" w:eastAsia="Times New Roman" w:hAnsi="Consolas" w:cs="Times New Roman"/>
+          <w:color w:val="CCCCCC"/>
+          <w:sz w:val="21"/>
+          <w:szCs w:val="21"/>
+        </w:rPr>
+        <w:t>     |-- maven-status/</w:t>
+      </w:r>
+    </w:p>
+    <w:p>
+      <w:pPr>
+        <w:keepNext/>
+        <w:shd w:val="clear" w:color="auto" w:fill="1F1F1F"/>
+        <w:spacing w:after="0" w:line="285" w:lineRule="atLeast"/>
+        <w:rPr>
+          <w:rFonts w:ascii="Consolas" w:eastAsia="Times New Roman" w:hAnsi="Consolas" w:cs="Times New Roman"/>
+          <w:color w:val="CCCCCC"/>
+          <w:sz w:val="21"/>
+          <w:szCs w:val="21"/>
+        </w:rPr>
+      </w:pPr>
+      <w:r>
+        <w:rPr>
+          <w:rFonts w:ascii="Consolas" w:eastAsia="Times New Roman" w:hAnsi="Consolas" w:cs="Times New Roman"/>
+          <w:color w:val="CCCCCC"/>
+          <w:sz w:val="21"/>
+          <w:szCs w:val="21"/>
+        </w:rPr>
         <w:lastRenderedPageBreak/>
-        <w:t> |   |   |   `-- service/impl/OrderServiceImpl.java</w:t>
-      </w:r>
-    </w:p>
-    <w:p>
-      <w:pPr>
-        <w:shd w:val="clear" w:color="auto" w:fill="1F1F1F"/>
-        <w:spacing w:after="0" w:line="285" w:lineRule="atLeast"/>
-        <w:rPr>
-          <w:rFonts w:ascii="Consolas" w:eastAsia="Times New Roman" w:hAnsi="Consolas" w:cs="Times New Roman"/>
-          <w:color w:val="CCCCCC"/>
-          <w:sz w:val="21"/>
-          <w:szCs w:val="21"/>
-        </w:rPr>
-      </w:pPr>
-      <w:r>
-        <w:rPr>
-          <w:rFonts w:ascii="Consolas" w:eastAsia="Times New Roman" w:hAnsi="Consolas" w:cs="Times New Roman"/>
-          <w:color w:val="CCCCCC"/>
-          <w:sz w:val="21"/>
-          <w:szCs w:val="21"/>
-        </w:rPr>
-        <w:t> |   |   `-- resources/application.properties</w:t>
-      </w:r>
-    </w:p>
-    <w:p>
-      <w:pPr>
-        <w:shd w:val="clear" w:color="auto" w:fill="1F1F1F"/>
-        <w:spacing w:after="0" w:line="285" w:lineRule="atLeast"/>
-        <w:rPr>
-          <w:rFonts w:ascii="Consolas" w:eastAsia="Times New Roman" w:hAnsi="Consolas" w:cs="Times New Roman"/>
-          <w:color w:val="CCCCCC"/>
-          <w:sz w:val="21"/>
-          <w:szCs w:val="21"/>
-        </w:rPr>
-      </w:pPr>
-      <w:r>
-        <w:rPr>
-          <w:rFonts w:ascii="Consolas" w:eastAsia="Times New Roman" w:hAnsi="Consolas" w:cs="Times New Roman"/>
-          <w:color w:val="CCCCCC"/>
-          <w:sz w:val="21"/>
-          <w:szCs w:val="21"/>
-        </w:rPr>
-        <w:t> |   `-- test/</w:t>
-      </w:r>
-    </w:p>
-    <w:p>
-      <w:pPr>
-        <w:shd w:val="clear" w:color="auto" w:fill="1F1F1F"/>
-        <w:spacing w:after="0" w:line="285" w:lineRule="atLeast"/>
-        <w:rPr>
-          <w:rFonts w:ascii="Consolas" w:eastAsia="Times New Roman" w:hAnsi="Consolas" w:cs="Times New Roman"/>
-          <w:color w:val="CCCCCC"/>
-          <w:sz w:val="21"/>
-          <w:szCs w:val="21"/>
-        </w:rPr>
-      </w:pPr>
-      <w:r>
-        <w:rPr>
-          <w:rFonts w:ascii="Consolas" w:eastAsia="Times New Roman" w:hAnsi="Consolas" w:cs="Times New Roman"/>
-          <w:color w:val="CCCCCC"/>
-          <w:sz w:val="21"/>
-          <w:szCs w:val="21"/>
-        </w:rPr>
-        <w:t> |       |-- java/com/nhom1/order_service/OrderServiceApplicationTests.java</w:t>
-      </w:r>
-    </w:p>
-    <w:p>
-      <w:pPr>
-        <w:shd w:val="clear" w:color="auto" w:fill="1F1F1F"/>
-        <w:spacing w:after="0" w:line="285" w:lineRule="atLeast"/>
-        <w:rPr>
-          <w:rFonts w:ascii="Consolas" w:eastAsia="Times New Roman" w:hAnsi="Consolas" w:cs="Times New Roman"/>
-          <w:color w:val="CCCCCC"/>
-          <w:sz w:val="21"/>
-          <w:szCs w:val="21"/>
-        </w:rPr>
-      </w:pPr>
-      <w:r>
-        <w:rPr>
-          <w:rFonts w:ascii="Consolas" w:eastAsia="Times New Roman" w:hAnsi="Consolas" w:cs="Times New Roman"/>
-          <w:color w:val="CCCCCC"/>
-          <w:sz w:val="21"/>
-          <w:szCs w:val="21"/>
-        </w:rPr>
-        <w:t> |       |-- java/integration_test/api/OrderApiIntegrationTest.java</w:t>
-      </w:r>
-    </w:p>
-    <w:p>
-      <w:pPr>
-        <w:shd w:val="clear" w:color="auto" w:fill="1F1F1F"/>
-        <w:spacing w:after="0" w:line="285" w:lineRule="atLeast"/>
-        <w:rPr>
-          <w:rFonts w:ascii="Consolas" w:eastAsia="Times New Roman" w:hAnsi="Consolas" w:cs="Times New Roman"/>
-          <w:color w:val="CCCCCC"/>
-          <w:sz w:val="21"/>
-          <w:szCs w:val="21"/>
-        </w:rPr>
-      </w:pPr>
-      <w:r>
-        <w:rPr>
-          <w:rFonts w:ascii="Consolas" w:eastAsia="Times New Roman" w:hAnsi="Consolas" w:cs="Times New Roman"/>
-          <w:color w:val="CCCCCC"/>
-          <w:sz w:val="21"/>
-          <w:szCs w:val="21"/>
-        </w:rPr>
-        <w:t> |       |-- java/integration_test/docker/DockerComposeSmokeIntegrationTest.java</w:t>
-      </w:r>
-    </w:p>
-    <w:p>
-      <w:pPr>
-        <w:shd w:val="clear" w:color="auto" w:fill="1F1F1F"/>
-        <w:spacing w:after="0" w:line="285" w:lineRule="atLeast"/>
-        <w:rPr>
-          <w:rFonts w:ascii="Consolas" w:eastAsia="Times New Roman" w:hAnsi="Consolas" w:cs="Times New Roman"/>
-          <w:color w:val="CCCCCC"/>
-          <w:sz w:val="21"/>
-          <w:szCs w:val="21"/>
-        </w:rPr>
-      </w:pPr>
-      <w:r>
-        <w:rPr>
-          <w:rFonts w:ascii="Consolas" w:eastAsia="Times New Roman" w:hAnsi="Consolas" w:cs="Times New Roman"/>
-          <w:color w:val="CCCCCC"/>
-          <w:sz w:val="21"/>
-          <w:szCs w:val="21"/>
-        </w:rPr>
-        <w:t> |       |-- java/integration_test/e2e/OrderFlowIntegrationTest.java</w:t>
-      </w:r>
-    </w:p>
-    <w:p>
-      <w:pPr>
-        <w:shd w:val="clear" w:color="auto" w:fill="1F1F1F"/>
-        <w:spacing w:after="0" w:line="285" w:lineRule="atLeast"/>
-        <w:rPr>
-          <w:rFonts w:ascii="Consolas" w:eastAsia="Times New Roman" w:hAnsi="Consolas" w:cs="Times New Roman"/>
-          <w:color w:val="CCCCCC"/>
-          <w:sz w:val="21"/>
-          <w:szCs w:val="21"/>
-        </w:rPr>
-      </w:pPr>
-      <w:r>
-        <w:rPr>
-          <w:rFonts w:ascii="Consolas" w:eastAsia="Times New Roman" w:hAnsi="Consolas" w:cs="Times New Roman"/>
-          <w:color w:val="CCCCCC"/>
-          <w:sz w:val="21"/>
-          <w:szCs w:val="21"/>
-        </w:rPr>
-        <w:t> |       |-- java/integration_test/observability/ObservabilityIntegrationTest.java</w:t>
-      </w:r>
-    </w:p>
-    <w:p>
-      <w:pPr>
-        <w:shd w:val="clear" w:color="auto" w:fill="1F1F1F"/>
-        <w:spacing w:after="0" w:line="285" w:lineRule="atLeast"/>
-        <w:rPr>
-          <w:rFonts w:ascii="Consolas" w:eastAsia="Times New Roman" w:hAnsi="Consolas" w:cs="Times New Roman"/>
-          <w:color w:val="CCCCCC"/>
-          <w:sz w:val="21"/>
-          <w:szCs w:val="21"/>
-        </w:rPr>
-      </w:pPr>
-      <w:r>
-        <w:rPr>
-          <w:rFonts w:ascii="Consolas" w:eastAsia="Times New Roman" w:hAnsi="Consolas" w:cs="Times New Roman"/>
-          <w:color w:val="CCCCCC"/>
-          <w:sz w:val="21"/>
-          <w:szCs w:val="21"/>
-        </w:rPr>
-        <w:t> |       |-- java/unit_test/controller/OrderControllerUnitTest.java</w:t>
-      </w:r>
-    </w:p>
-    <w:p>
-      <w:pPr>
-        <w:shd w:val="clear" w:color="auto" w:fill="1F1F1F"/>
-        <w:spacing w:after="0" w:line="285" w:lineRule="atLeast"/>
-        <w:rPr>
-          <w:rFonts w:ascii="Consolas" w:eastAsia="Times New Roman" w:hAnsi="Consolas" w:cs="Times New Roman"/>
-          <w:color w:val="CCCCCC"/>
-          <w:sz w:val="21"/>
-          <w:szCs w:val="21"/>
-        </w:rPr>
-      </w:pPr>
-      <w:r>
-        <w:rPr>
-          <w:rFonts w:ascii="Consolas" w:eastAsia="Times New Roman" w:hAnsi="Consolas" w:cs="Times New Roman"/>
-          <w:color w:val="CCCCCC"/>
-          <w:sz w:val="21"/>
-          <w:szCs w:val="21"/>
-        </w:rPr>
-        <w:t> |       |-- java/unit_test/exception/GlobalExceptionHandlerUnitTest.java</w:t>
-      </w:r>
-    </w:p>
-    <w:p>
-      <w:pPr>
-        <w:shd w:val="clear" w:color="auto" w:fill="1F1F1F"/>
-        <w:spacing w:after="0" w:line="285" w:lineRule="atLeast"/>
-        <w:rPr>
-          <w:rFonts w:ascii="Consolas" w:eastAsia="Times New Roman" w:hAnsi="Consolas" w:cs="Times New Roman"/>
-          <w:color w:val="CCCCCC"/>
-          <w:sz w:val="21"/>
-          <w:szCs w:val="21"/>
-        </w:rPr>
-      </w:pPr>
-      <w:r>
-        <w:rPr>
-          <w:rFonts w:ascii="Consolas" w:eastAsia="Times New Roman" w:hAnsi="Consolas" w:cs="Times New Roman"/>
-          <w:color w:val="CCCCCC"/>
-          <w:sz w:val="21"/>
-          <w:szCs w:val="21"/>
-        </w:rPr>
-        <w:t> |       |-- java/unit_test/integration/InventoryServiceClientUnitTest.java</w:t>
-      </w:r>
-    </w:p>
-    <w:p>
-      <w:pPr>
-        <w:shd w:val="clear" w:color="auto" w:fill="1F1F1F"/>
-        <w:spacing w:after="0" w:line="285" w:lineRule="atLeast"/>
-        <w:rPr>
-          <w:rFonts w:ascii="Consolas" w:eastAsia="Times New Roman" w:hAnsi="Consolas" w:cs="Times New Roman"/>
-          <w:color w:val="CCCCCC"/>
-          <w:sz w:val="21"/>
-          <w:szCs w:val="21"/>
-        </w:rPr>
-      </w:pPr>
-      <w:r>
-        <w:rPr>
-          <w:rFonts w:ascii="Consolas" w:eastAsia="Times New Roman" w:hAnsi="Consolas" w:cs="Times New Roman"/>
-          <w:color w:val="CCCCCC"/>
-          <w:sz w:val="21"/>
-          <w:szCs w:val="21"/>
-        </w:rPr>
-        <w:t> |       |-- java/unit_test/service/OrderServiceImplUnitTest.java</w:t>
-      </w:r>
-    </w:p>
-    <w:p>
-      <w:pPr>
-        <w:shd w:val="clear" w:color="auto" w:fill="1F1F1F"/>
-        <w:spacing w:after="0" w:line="285" w:lineRule="atLeast"/>
-        <w:rPr>
-          <w:rFonts w:ascii="Consolas" w:eastAsia="Times New Roman" w:hAnsi="Consolas" w:cs="Times New Roman"/>
-          <w:color w:val="CCCCCC"/>
-          <w:sz w:val="21"/>
-          <w:szCs w:val="21"/>
-        </w:rPr>
-      </w:pPr>
-      <w:r>
-        <w:rPr>
-          <w:rFonts w:ascii="Consolas" w:eastAsia="Times New Roman" w:hAnsi="Consolas" w:cs="Times New Roman"/>
-          <w:color w:val="CCCCCC"/>
-          <w:sz w:val="21"/>
-          <w:szCs w:val="21"/>
-        </w:rPr>
-        <w:t> |       `-- resources/application.properties</w:t>
-      </w:r>
-    </w:p>
-    <w:p>
-      <w:pPr>
-        <w:shd w:val="clear" w:color="auto" w:fill="1F1F1F"/>
-        <w:spacing w:after="0" w:line="285" w:lineRule="atLeast"/>
-        <w:rPr>
-          <w:rFonts w:ascii="Consolas" w:eastAsia="Times New Roman" w:hAnsi="Consolas" w:cs="Times New Roman"/>
-          <w:color w:val="CCCCCC"/>
-          <w:sz w:val="21"/>
-          <w:szCs w:val="21"/>
-        </w:rPr>
-      </w:pPr>
-      <w:r>
-        <w:rPr>
-          <w:rFonts w:ascii="Consolas" w:eastAsia="Times New Roman" w:hAnsi="Consolas" w:cs="Times New Roman"/>
-          <w:color w:val="CCCCCC"/>
-          <w:sz w:val="21"/>
-          <w:szCs w:val="21"/>
-        </w:rPr>
-        <w:t> `-- target/</w:t>
-      </w:r>
-    </w:p>
-    <w:p>
-      <w:pPr>
-        <w:shd w:val="clear" w:color="auto" w:fill="1F1F1F"/>
-        <w:spacing w:after="0" w:line="285" w:lineRule="atLeast"/>
-        <w:rPr>
-          <w:rFonts w:ascii="Consolas" w:eastAsia="Times New Roman" w:hAnsi="Consolas" w:cs="Times New Roman"/>
-          <w:color w:val="CCCCCC"/>
-          <w:sz w:val="21"/>
-          <w:szCs w:val="21"/>
-        </w:rPr>
-      </w:pPr>
-      <w:r>
-        <w:rPr>
-          <w:rFonts w:ascii="Consolas" w:eastAsia="Times New Roman" w:hAnsi="Consolas" w:cs="Times New Roman"/>
-          <w:color w:val="CCCCCC"/>
-          <w:sz w:val="21"/>
-          <w:szCs w:val="21"/>
-        </w:rPr>
-        <w:t>     |-- order-service-0.0.1-SNAPSHOT.jar</w:t>
-      </w:r>
-    </w:p>
-    <w:p>
-      <w:pPr>
-        <w:shd w:val="clear" w:color="auto" w:fill="1F1F1F"/>
-        <w:spacing w:after="0" w:line="285" w:lineRule="atLeast"/>
-        <w:rPr>
-          <w:rFonts w:ascii="Consolas" w:eastAsia="Times New Roman" w:hAnsi="Consolas" w:cs="Times New Roman"/>
-          <w:color w:val="CCCCCC"/>
-          <w:sz w:val="21"/>
-          <w:szCs w:val="21"/>
-        </w:rPr>
-      </w:pPr>
-      <w:r>
-        <w:rPr>
-          <w:rFonts w:ascii="Consolas" w:eastAsia="Times New Roman" w:hAnsi="Consolas" w:cs="Times New Roman"/>
-          <w:color w:val="CCCCCC"/>
-          <w:sz w:val="21"/>
-          <w:szCs w:val="21"/>
-        </w:rPr>
-        <w:t>     |-- order-service-0.0.1-SNAPSHOT.jar.original</w:t>
-      </w:r>
-    </w:p>
-    <w:p>
-      <w:pPr>
-        <w:shd w:val="clear" w:color="auto" w:fill="1F1F1F"/>
-        <w:spacing w:after="0" w:line="285" w:lineRule="atLeast"/>
-        <w:rPr>
-          <w:rFonts w:ascii="Consolas" w:eastAsia="Times New Roman" w:hAnsi="Consolas" w:cs="Times New Roman"/>
-          <w:color w:val="CCCCCC"/>
-          <w:sz w:val="21"/>
-          <w:szCs w:val="21"/>
-        </w:rPr>
-      </w:pPr>
-      <w:r>
-        <w:rPr>
-          <w:rFonts w:ascii="Consolas" w:eastAsia="Times New Roman" w:hAnsi="Consolas" w:cs="Times New Roman"/>
-          <w:color w:val="CCCCCC"/>
-          <w:sz w:val="21"/>
-          <w:szCs w:val="21"/>
-        </w:rPr>
-        <w:t>     |-- classes/com/nhom1/order_service/... (config,controller,domain,dto,exception,integration,listener,repository,service)</w:t>
-      </w:r>
-    </w:p>
-    <w:p>
-      <w:pPr>
-        <w:shd w:val="clear" w:color="auto" w:fill="1F1F1F"/>
-        <w:spacing w:after="0" w:line="285" w:lineRule="atLeast"/>
-        <w:rPr>
-          <w:rFonts w:ascii="Consolas" w:eastAsia="Times New Roman" w:hAnsi="Consolas" w:cs="Times New Roman"/>
-          <w:color w:val="CCCCCC"/>
-          <w:sz w:val="21"/>
-          <w:szCs w:val="21"/>
-        </w:rPr>
-      </w:pPr>
-      <w:r>
-        <w:rPr>
-          <w:rFonts w:ascii="Consolas" w:eastAsia="Times New Roman" w:hAnsi="Consolas" w:cs="Times New Roman"/>
-          <w:color w:val="CCCCCC"/>
-          <w:sz w:val="21"/>
-          <w:szCs w:val="21"/>
-        </w:rPr>
-        <w:t>     |-- generated-sources/</w:t>
-      </w:r>
-    </w:p>
-    <w:p>
-      <w:pPr>
-        <w:shd w:val="clear" w:color="auto" w:fill="1F1F1F"/>
-        <w:spacing w:after="0" w:line="285" w:lineRule="atLeast"/>
-        <w:rPr>
-          <w:rFonts w:ascii="Consolas" w:eastAsia="Times New Roman" w:hAnsi="Consolas" w:cs="Times New Roman"/>
-          <w:color w:val="CCCCCC"/>
-          <w:sz w:val="21"/>
-          <w:szCs w:val="21"/>
-        </w:rPr>
-      </w:pPr>
-      <w:r>
-        <w:rPr>
-          <w:rFonts w:ascii="Consolas" w:eastAsia="Times New Roman" w:hAnsi="Consolas" w:cs="Times New Roman"/>
-          <w:color w:val="CCCCCC"/>
-          <w:sz w:val="21"/>
-          <w:szCs w:val="21"/>
-        </w:rPr>
-        <w:t>     |-- generated-test-sources/</w:t>
-      </w:r>
-    </w:p>
-    <w:p>
-      <w:pPr>
-        <w:shd w:val="clear" w:color="auto" w:fill="1F1F1F"/>
-        <w:spacing w:after="0" w:line="285" w:lineRule="atLeast"/>
-        <w:rPr>
-          <w:rFonts w:ascii="Consolas" w:eastAsia="Times New Roman" w:hAnsi="Consolas" w:cs="Times New Roman"/>
-          <w:color w:val="CCCCCC"/>
-          <w:sz w:val="21"/>
-          <w:szCs w:val="21"/>
-        </w:rPr>
-      </w:pPr>
-      <w:r>
-        <w:rPr>
-          <w:rFonts w:ascii="Consolas" w:eastAsia="Times New Roman" w:hAnsi="Consolas" w:cs="Times New Roman"/>
-          <w:color w:val="CCCCCC"/>
-          <w:sz w:val="21"/>
-          <w:szCs w:val="21"/>
-        </w:rPr>
-        <w:t>     |-- maven-archiver/pom.properties</w:t>
-      </w:r>
-    </w:p>
-    <w:p>
-      <w:pPr>
-        <w:shd w:val="clear" w:color="auto" w:fill="1F1F1F"/>
-        <w:spacing w:after="0" w:line="285" w:lineRule="atLeast"/>
-        <w:rPr>
-          <w:rFonts w:ascii="Consolas" w:eastAsia="Times New Roman" w:hAnsi="Consolas" w:cs="Times New Roman"/>
-          <w:color w:val="CCCCCC"/>
-          <w:sz w:val="21"/>
-          <w:szCs w:val="21"/>
-        </w:rPr>
-      </w:pPr>
-      <w:r>
-        <w:rPr>
-          <w:rFonts w:ascii="Consolas" w:eastAsia="Times New Roman" w:hAnsi="Consolas" w:cs="Times New Roman"/>
-          <w:color w:val="CCCCCC"/>
-          <w:sz w:val="21"/>
-          <w:szCs w:val="21"/>
-        </w:rPr>
-        <w:t>     |-- maven-status/</w:t>
-      </w:r>
-    </w:p>
-    <w:p>
-      <w:pPr>
-        <w:keepNext/>
-        <w:shd w:val="clear" w:color="auto" w:fill="1F1F1F"/>
-        <w:spacing w:after="0" w:line="285" w:lineRule="atLeast"/>
-        <w:rPr>
-          <w:rFonts w:ascii="Consolas" w:eastAsia="Times New Roman" w:hAnsi="Consolas" w:cs="Times New Roman"/>
-          <w:color w:val="CCCCCC"/>
-          <w:sz w:val="21"/>
-          <w:szCs w:val="21"/>
-        </w:rPr>
-      </w:pPr>
-      <w:r>
-        <w:rPr>
-          <w:rFonts w:ascii="Consolas" w:eastAsia="Times New Roman" w:hAnsi="Consolas" w:cs="Times New Roman"/>
-          <w:color w:val="CCCCCC"/>
-          <w:sz w:val="21"/>
-          <w:szCs w:val="21"/>
-        </w:rPr>
         <w:t>     `-- test-classes/... (integration_test, unit_test)</w:t>
       </w:r>
     </w:p>
@@ -3981,301 +5554,301 @@
           <w:sz w:val="21"/>
           <w:szCs w:val="21"/>
         </w:rPr>
+        <w:t> |   |       |-- ProductServiceApplication.java</w:t>
+      </w:r>
+    </w:p>
+    <w:p>
+      <w:pPr>
+        <w:shd w:val="clear" w:color="auto" w:fill="1F1F1F"/>
+        <w:spacing w:after="0" w:line="285" w:lineRule="atLeast"/>
+        <w:rPr>
+          <w:rFonts w:ascii="Consolas" w:eastAsia="Times New Roman" w:hAnsi="Consolas" w:cs="Times New Roman"/>
+          <w:color w:val="CCCCCC"/>
+          <w:sz w:val="21"/>
+          <w:szCs w:val="21"/>
+        </w:rPr>
+      </w:pPr>
+      <w:r>
+        <w:rPr>
+          <w:rFonts w:ascii="Consolas" w:eastAsia="Times New Roman" w:hAnsi="Consolas" w:cs="Times New Roman"/>
+          <w:color w:val="CCCCCC"/>
+          <w:sz w:val="21"/>
+          <w:szCs w:val="21"/>
+        </w:rPr>
+        <w:t> |   |       |-- controller/ProductController.java</w:t>
+      </w:r>
+    </w:p>
+    <w:p>
+      <w:pPr>
+        <w:shd w:val="clear" w:color="auto" w:fill="1F1F1F"/>
+        <w:spacing w:after="0" w:line="285" w:lineRule="atLeast"/>
+        <w:rPr>
+          <w:rFonts w:ascii="Consolas" w:eastAsia="Times New Roman" w:hAnsi="Consolas" w:cs="Times New Roman"/>
+          <w:color w:val="CCCCCC"/>
+          <w:sz w:val="21"/>
+          <w:szCs w:val="21"/>
+        </w:rPr>
+      </w:pPr>
+      <w:r>
+        <w:rPr>
+          <w:rFonts w:ascii="Consolas" w:eastAsia="Times New Roman" w:hAnsi="Consolas" w:cs="Times New Roman"/>
+          <w:color w:val="CCCCCC"/>
+          <w:sz w:val="21"/>
+          <w:szCs w:val="21"/>
+        </w:rPr>
+        <w:t> |   |       |-- dto/ProductRequest.java</w:t>
+      </w:r>
+    </w:p>
+    <w:p>
+      <w:pPr>
+        <w:shd w:val="clear" w:color="auto" w:fill="1F1F1F"/>
+        <w:spacing w:after="0" w:line="285" w:lineRule="atLeast"/>
+        <w:rPr>
+          <w:rFonts w:ascii="Consolas" w:eastAsia="Times New Roman" w:hAnsi="Consolas" w:cs="Times New Roman"/>
+          <w:color w:val="CCCCCC"/>
+          <w:sz w:val="21"/>
+          <w:szCs w:val="21"/>
+        </w:rPr>
+      </w:pPr>
+      <w:r>
+        <w:rPr>
+          <w:rFonts w:ascii="Consolas" w:eastAsia="Times New Roman" w:hAnsi="Consolas" w:cs="Times New Roman"/>
+          <w:color w:val="CCCCCC"/>
+          <w:sz w:val="21"/>
+          <w:szCs w:val="21"/>
+        </w:rPr>
+        <w:t> |   |       |-- dto/ProductResponse.java</w:t>
+      </w:r>
+    </w:p>
+    <w:p>
+      <w:pPr>
+        <w:shd w:val="clear" w:color="auto" w:fill="1F1F1F"/>
+        <w:spacing w:after="0" w:line="285" w:lineRule="atLeast"/>
+        <w:rPr>
+          <w:rFonts w:ascii="Consolas" w:eastAsia="Times New Roman" w:hAnsi="Consolas" w:cs="Times New Roman"/>
+          <w:color w:val="CCCCCC"/>
+          <w:sz w:val="21"/>
+          <w:szCs w:val="21"/>
+        </w:rPr>
+      </w:pPr>
+      <w:r>
+        <w:rPr>
+          <w:rFonts w:ascii="Consolas" w:eastAsia="Times New Roman" w:hAnsi="Consolas" w:cs="Times New Roman"/>
+          <w:color w:val="CCCCCC"/>
+          <w:sz w:val="21"/>
+          <w:szCs w:val="21"/>
+        </w:rPr>
+        <w:t> |   |       |-- model/Product.java</w:t>
+      </w:r>
+    </w:p>
+    <w:p>
+      <w:pPr>
+        <w:shd w:val="clear" w:color="auto" w:fill="1F1F1F"/>
+        <w:spacing w:after="0" w:line="285" w:lineRule="atLeast"/>
+        <w:rPr>
+          <w:rFonts w:ascii="Consolas" w:eastAsia="Times New Roman" w:hAnsi="Consolas" w:cs="Times New Roman"/>
+          <w:color w:val="CCCCCC"/>
+          <w:sz w:val="21"/>
+          <w:szCs w:val="21"/>
+        </w:rPr>
+      </w:pPr>
+      <w:r>
+        <w:rPr>
+          <w:rFonts w:ascii="Consolas" w:eastAsia="Times New Roman" w:hAnsi="Consolas" w:cs="Times New Roman"/>
+          <w:color w:val="CCCCCC"/>
+          <w:sz w:val="21"/>
+          <w:szCs w:val="21"/>
+        </w:rPr>
+        <w:t> |   |       |-- repository/ProductRepository.java</w:t>
+      </w:r>
+    </w:p>
+    <w:p>
+      <w:pPr>
+        <w:shd w:val="clear" w:color="auto" w:fill="1F1F1F"/>
+        <w:spacing w:after="0" w:line="285" w:lineRule="atLeast"/>
+        <w:rPr>
+          <w:rFonts w:ascii="Consolas" w:eastAsia="Times New Roman" w:hAnsi="Consolas" w:cs="Times New Roman"/>
+          <w:color w:val="CCCCCC"/>
+          <w:sz w:val="21"/>
+          <w:szCs w:val="21"/>
+        </w:rPr>
+      </w:pPr>
+      <w:r>
+        <w:rPr>
+          <w:rFonts w:ascii="Consolas" w:eastAsia="Times New Roman" w:hAnsi="Consolas" w:cs="Times New Roman"/>
+          <w:color w:val="CCCCCC"/>
+          <w:sz w:val="21"/>
+          <w:szCs w:val="21"/>
+        </w:rPr>
+        <w:t> |   |       `-- service/ProductService.java</w:t>
+      </w:r>
+    </w:p>
+    <w:p>
+      <w:pPr>
+        <w:shd w:val="clear" w:color="auto" w:fill="1F1F1F"/>
+        <w:spacing w:after="0" w:line="285" w:lineRule="atLeast"/>
+        <w:rPr>
+          <w:rFonts w:ascii="Consolas" w:eastAsia="Times New Roman" w:hAnsi="Consolas" w:cs="Times New Roman"/>
+          <w:color w:val="CCCCCC"/>
+          <w:sz w:val="21"/>
+          <w:szCs w:val="21"/>
+        </w:rPr>
+      </w:pPr>
+      <w:r>
+        <w:rPr>
+          <w:rFonts w:ascii="Consolas" w:eastAsia="Times New Roman" w:hAnsi="Consolas" w:cs="Times New Roman"/>
+          <w:color w:val="CCCCCC"/>
+          <w:sz w:val="21"/>
+          <w:szCs w:val="21"/>
+        </w:rPr>
+        <w:t> |   `-- test/</w:t>
+      </w:r>
+    </w:p>
+    <w:p>
+      <w:pPr>
+        <w:shd w:val="clear" w:color="auto" w:fill="1F1F1F"/>
+        <w:spacing w:after="0" w:line="285" w:lineRule="atLeast"/>
+        <w:rPr>
+          <w:rFonts w:ascii="Consolas" w:eastAsia="Times New Roman" w:hAnsi="Consolas" w:cs="Times New Roman"/>
+          <w:color w:val="CCCCCC"/>
+          <w:sz w:val="21"/>
+          <w:szCs w:val="21"/>
+        </w:rPr>
+      </w:pPr>
+      <w:r>
+        <w:rPr>
+          <w:rFonts w:ascii="Consolas" w:eastAsia="Times New Roman" w:hAnsi="Consolas" w:cs="Times New Roman"/>
+          <w:color w:val="CCCCCC"/>
+          <w:sz w:val="21"/>
+          <w:szCs w:val="21"/>
+        </w:rPr>
+        <w:t> |       |-- java/ProductServiceApplicationTests.java</w:t>
+      </w:r>
+    </w:p>
+    <w:p>
+      <w:pPr>
+        <w:shd w:val="clear" w:color="auto" w:fill="1F1F1F"/>
+        <w:spacing w:after="0" w:line="285" w:lineRule="atLeast"/>
+        <w:rPr>
+          <w:rFonts w:ascii="Consolas" w:eastAsia="Times New Roman" w:hAnsi="Consolas" w:cs="Times New Roman"/>
+          <w:color w:val="CCCCCC"/>
+          <w:sz w:val="21"/>
+          <w:szCs w:val="21"/>
+        </w:rPr>
+      </w:pPr>
+      <w:r>
+        <w:rPr>
+          <w:rFonts w:ascii="Consolas" w:eastAsia="Times New Roman" w:hAnsi="Consolas" w:cs="Times New Roman"/>
+          <w:color w:val="CCCCCC"/>
+          <w:sz w:val="21"/>
+          <w:szCs w:val="21"/>
+        </w:rPr>
+        <w:t> |       |-- java/com/nhom1/productservice/integration_test/api/ProductApiIntegrationTestCases.java</w:t>
+      </w:r>
+    </w:p>
+    <w:p>
+      <w:pPr>
+        <w:shd w:val="clear" w:color="auto" w:fill="1F1F1F"/>
+        <w:spacing w:after="0" w:line="285" w:lineRule="atLeast"/>
+        <w:rPr>
+          <w:rFonts w:ascii="Consolas" w:eastAsia="Times New Roman" w:hAnsi="Consolas" w:cs="Times New Roman"/>
+          <w:color w:val="CCCCCC"/>
+          <w:sz w:val="21"/>
+          <w:szCs w:val="21"/>
+        </w:rPr>
+      </w:pPr>
+      <w:r>
+        <w:rPr>
+          <w:rFonts w:ascii="Consolas" w:eastAsia="Times New Roman" w:hAnsi="Consolas" w:cs="Times New Roman"/>
+          <w:color w:val="CCCCCC"/>
+          <w:sz w:val="21"/>
+          <w:szCs w:val="21"/>
+        </w:rPr>
+        <w:t> |       |-- java/com/nhom1/productservice/integration_test/platform/ProductPlatformIntegrationTestCases.java</w:t>
+      </w:r>
+    </w:p>
+    <w:p>
+      <w:pPr>
+        <w:shd w:val="clear" w:color="auto" w:fill="1F1F1F"/>
+        <w:spacing w:after="0" w:line="285" w:lineRule="atLeast"/>
+        <w:rPr>
+          <w:rFonts w:ascii="Consolas" w:eastAsia="Times New Roman" w:hAnsi="Consolas" w:cs="Times New Roman"/>
+          <w:color w:val="CCCCCC"/>
+          <w:sz w:val="21"/>
+          <w:szCs w:val="21"/>
+        </w:rPr>
+      </w:pPr>
+      <w:r>
+        <w:rPr>
+          <w:rFonts w:ascii="Consolas" w:eastAsia="Times New Roman" w:hAnsi="Consolas" w:cs="Times New Roman"/>
+          <w:color w:val="CCCCCC"/>
+          <w:sz w:val="21"/>
+          <w:szCs w:val="21"/>
+        </w:rPr>
+        <w:t> |       |-- java/com/nhom1/productservice/unit_test/controller/ProductControllerUnitTestCases.java</w:t>
+      </w:r>
+    </w:p>
+    <w:p>
+      <w:pPr>
+        <w:shd w:val="clear" w:color="auto" w:fill="1F1F1F"/>
+        <w:spacing w:after="0" w:line="285" w:lineRule="atLeast"/>
+        <w:rPr>
+          <w:rFonts w:ascii="Consolas" w:eastAsia="Times New Roman" w:hAnsi="Consolas" w:cs="Times New Roman"/>
+          <w:color w:val="CCCCCC"/>
+          <w:sz w:val="21"/>
+          <w:szCs w:val="21"/>
+        </w:rPr>
+      </w:pPr>
+      <w:r>
+        <w:rPr>
+          <w:rFonts w:ascii="Consolas" w:eastAsia="Times New Roman" w:hAnsi="Consolas" w:cs="Times New Roman"/>
+          <w:color w:val="CCCCCC"/>
+          <w:sz w:val="21"/>
+          <w:szCs w:val="21"/>
+        </w:rPr>
+        <w:t> |       |-- java/com/nhom1/productservice/unit_test/dto/ProductDtoMapperUnitTestCases.java</w:t>
+      </w:r>
+    </w:p>
+    <w:p>
+      <w:pPr>
+        <w:shd w:val="clear" w:color="auto" w:fill="1F1F1F"/>
+        <w:spacing w:after="0" w:line="285" w:lineRule="atLeast"/>
+        <w:rPr>
+          <w:rFonts w:ascii="Consolas" w:eastAsia="Times New Roman" w:hAnsi="Consolas" w:cs="Times New Roman"/>
+          <w:color w:val="CCCCCC"/>
+          <w:sz w:val="21"/>
+          <w:szCs w:val="21"/>
+        </w:rPr>
+      </w:pPr>
+      <w:r>
+        <w:rPr>
+          <w:rFonts w:ascii="Consolas" w:eastAsia="Times New Roman" w:hAnsi="Consolas" w:cs="Times New Roman"/>
+          <w:color w:val="CCCCCC"/>
+          <w:sz w:val="21"/>
+          <w:szCs w:val="21"/>
+        </w:rPr>
+        <w:t> |       |-- java/com/nhom1/productservice/unit_test/repository/ProductRepositoryUnitTestCases.java</w:t>
+      </w:r>
+    </w:p>
+    <w:p>
+      <w:pPr>
+        <w:shd w:val="clear" w:color="auto" w:fill="1F1F1F"/>
+        <w:spacing w:after="0" w:line="285" w:lineRule="atLeast"/>
+        <w:rPr>
+          <w:rFonts w:ascii="Consolas" w:eastAsia="Times New Roman" w:hAnsi="Consolas" w:cs="Times New Roman"/>
+          <w:color w:val="CCCCCC"/>
+          <w:sz w:val="21"/>
+          <w:szCs w:val="21"/>
+        </w:rPr>
+      </w:pPr>
+      <w:r>
+        <w:rPr>
+          <w:rFonts w:ascii="Consolas" w:eastAsia="Times New Roman" w:hAnsi="Consolas" w:cs="Times New Roman"/>
+          <w:color w:val="CCCCCC"/>
+          <w:sz w:val="21"/>
+          <w:szCs w:val="21"/>
+        </w:rPr>
         <w:lastRenderedPageBreak/>
-        <w:t> |   |       |-- ProductServiceApplication.java</w:t>
-      </w:r>
-    </w:p>
-    <w:p>
-      <w:pPr>
-        <w:shd w:val="clear" w:color="auto" w:fill="1F1F1F"/>
-        <w:spacing w:after="0" w:line="285" w:lineRule="atLeast"/>
-        <w:rPr>
-          <w:rFonts w:ascii="Consolas" w:eastAsia="Times New Roman" w:hAnsi="Consolas" w:cs="Times New Roman"/>
-          <w:color w:val="CCCCCC"/>
-          <w:sz w:val="21"/>
-          <w:szCs w:val="21"/>
-        </w:rPr>
-      </w:pPr>
-      <w:r>
-        <w:rPr>
-          <w:rFonts w:ascii="Consolas" w:eastAsia="Times New Roman" w:hAnsi="Consolas" w:cs="Times New Roman"/>
-          <w:color w:val="CCCCCC"/>
-          <w:sz w:val="21"/>
-          <w:szCs w:val="21"/>
-        </w:rPr>
-        <w:t> |   |       |-- controller/ProductController.java</w:t>
-      </w:r>
-    </w:p>
-    <w:p>
-      <w:pPr>
-        <w:shd w:val="clear" w:color="auto" w:fill="1F1F1F"/>
-        <w:spacing w:after="0" w:line="285" w:lineRule="atLeast"/>
-        <w:rPr>
-          <w:rFonts w:ascii="Consolas" w:eastAsia="Times New Roman" w:hAnsi="Consolas" w:cs="Times New Roman"/>
-          <w:color w:val="CCCCCC"/>
-          <w:sz w:val="21"/>
-          <w:szCs w:val="21"/>
-        </w:rPr>
-      </w:pPr>
-      <w:r>
-        <w:rPr>
-          <w:rFonts w:ascii="Consolas" w:eastAsia="Times New Roman" w:hAnsi="Consolas" w:cs="Times New Roman"/>
-          <w:color w:val="CCCCCC"/>
-          <w:sz w:val="21"/>
-          <w:szCs w:val="21"/>
-        </w:rPr>
-        <w:t> |   |       |-- dto/ProductRequest.java</w:t>
-      </w:r>
-    </w:p>
-    <w:p>
-      <w:pPr>
-        <w:shd w:val="clear" w:color="auto" w:fill="1F1F1F"/>
-        <w:spacing w:after="0" w:line="285" w:lineRule="atLeast"/>
-        <w:rPr>
-          <w:rFonts w:ascii="Consolas" w:eastAsia="Times New Roman" w:hAnsi="Consolas" w:cs="Times New Roman"/>
-          <w:color w:val="CCCCCC"/>
-          <w:sz w:val="21"/>
-          <w:szCs w:val="21"/>
-        </w:rPr>
-      </w:pPr>
-      <w:r>
-        <w:rPr>
-          <w:rFonts w:ascii="Consolas" w:eastAsia="Times New Roman" w:hAnsi="Consolas" w:cs="Times New Roman"/>
-          <w:color w:val="CCCCCC"/>
-          <w:sz w:val="21"/>
-          <w:szCs w:val="21"/>
-        </w:rPr>
-        <w:t> |   |       |-- dto/ProductResponse.java</w:t>
-      </w:r>
-    </w:p>
-    <w:p>
-      <w:pPr>
-        <w:shd w:val="clear" w:color="auto" w:fill="1F1F1F"/>
-        <w:spacing w:after="0" w:line="285" w:lineRule="atLeast"/>
-        <w:rPr>
-          <w:rFonts w:ascii="Consolas" w:eastAsia="Times New Roman" w:hAnsi="Consolas" w:cs="Times New Roman"/>
-          <w:color w:val="CCCCCC"/>
-          <w:sz w:val="21"/>
-          <w:szCs w:val="21"/>
-        </w:rPr>
-      </w:pPr>
-      <w:r>
-        <w:rPr>
-          <w:rFonts w:ascii="Consolas" w:eastAsia="Times New Roman" w:hAnsi="Consolas" w:cs="Times New Roman"/>
-          <w:color w:val="CCCCCC"/>
-          <w:sz w:val="21"/>
-          <w:szCs w:val="21"/>
-        </w:rPr>
-        <w:t> |   |       |-- model/Product.java</w:t>
-      </w:r>
-    </w:p>
-    <w:p>
-      <w:pPr>
-        <w:shd w:val="clear" w:color="auto" w:fill="1F1F1F"/>
-        <w:spacing w:after="0" w:line="285" w:lineRule="atLeast"/>
-        <w:rPr>
-          <w:rFonts w:ascii="Consolas" w:eastAsia="Times New Roman" w:hAnsi="Consolas" w:cs="Times New Roman"/>
-          <w:color w:val="CCCCCC"/>
-          <w:sz w:val="21"/>
-          <w:szCs w:val="21"/>
-        </w:rPr>
-      </w:pPr>
-      <w:r>
-        <w:rPr>
-          <w:rFonts w:ascii="Consolas" w:eastAsia="Times New Roman" w:hAnsi="Consolas" w:cs="Times New Roman"/>
-          <w:color w:val="CCCCCC"/>
-          <w:sz w:val="21"/>
-          <w:szCs w:val="21"/>
-        </w:rPr>
-        <w:t> |   |       |-- repository/ProductRepository.java</w:t>
-      </w:r>
-    </w:p>
-    <w:p>
-      <w:pPr>
-        <w:shd w:val="clear" w:color="auto" w:fill="1F1F1F"/>
-        <w:spacing w:after="0" w:line="285" w:lineRule="atLeast"/>
-        <w:rPr>
-          <w:rFonts w:ascii="Consolas" w:eastAsia="Times New Roman" w:hAnsi="Consolas" w:cs="Times New Roman"/>
-          <w:color w:val="CCCCCC"/>
-          <w:sz w:val="21"/>
-          <w:szCs w:val="21"/>
-        </w:rPr>
-      </w:pPr>
-      <w:r>
-        <w:rPr>
-          <w:rFonts w:ascii="Consolas" w:eastAsia="Times New Roman" w:hAnsi="Consolas" w:cs="Times New Roman"/>
-          <w:color w:val="CCCCCC"/>
-          <w:sz w:val="21"/>
-          <w:szCs w:val="21"/>
-        </w:rPr>
-        <w:t> |   |       `-- service/ProductService.java</w:t>
-      </w:r>
-    </w:p>
-    <w:p>
-      <w:pPr>
-        <w:shd w:val="clear" w:color="auto" w:fill="1F1F1F"/>
-        <w:spacing w:after="0" w:line="285" w:lineRule="atLeast"/>
-        <w:rPr>
-          <w:rFonts w:ascii="Consolas" w:eastAsia="Times New Roman" w:hAnsi="Consolas" w:cs="Times New Roman"/>
-          <w:color w:val="CCCCCC"/>
-          <w:sz w:val="21"/>
-          <w:szCs w:val="21"/>
-        </w:rPr>
-      </w:pPr>
-      <w:r>
-        <w:rPr>
-          <w:rFonts w:ascii="Consolas" w:eastAsia="Times New Roman" w:hAnsi="Consolas" w:cs="Times New Roman"/>
-          <w:color w:val="CCCCCC"/>
-          <w:sz w:val="21"/>
-          <w:szCs w:val="21"/>
-        </w:rPr>
-        <w:t> |   `-- test/</w:t>
-      </w:r>
-    </w:p>
-    <w:p>
-      <w:pPr>
-        <w:shd w:val="clear" w:color="auto" w:fill="1F1F1F"/>
-        <w:spacing w:after="0" w:line="285" w:lineRule="atLeast"/>
-        <w:rPr>
-          <w:rFonts w:ascii="Consolas" w:eastAsia="Times New Roman" w:hAnsi="Consolas" w:cs="Times New Roman"/>
-          <w:color w:val="CCCCCC"/>
-          <w:sz w:val="21"/>
-          <w:szCs w:val="21"/>
-        </w:rPr>
-      </w:pPr>
-      <w:r>
-        <w:rPr>
-          <w:rFonts w:ascii="Consolas" w:eastAsia="Times New Roman" w:hAnsi="Consolas" w:cs="Times New Roman"/>
-          <w:color w:val="CCCCCC"/>
-          <w:sz w:val="21"/>
-          <w:szCs w:val="21"/>
-        </w:rPr>
-        <w:t> |       |-- java/ProductServiceApplicationTests.java</w:t>
-      </w:r>
-    </w:p>
-    <w:p>
-      <w:pPr>
-        <w:shd w:val="clear" w:color="auto" w:fill="1F1F1F"/>
-        <w:spacing w:after="0" w:line="285" w:lineRule="atLeast"/>
-        <w:rPr>
-          <w:rFonts w:ascii="Consolas" w:eastAsia="Times New Roman" w:hAnsi="Consolas" w:cs="Times New Roman"/>
-          <w:color w:val="CCCCCC"/>
-          <w:sz w:val="21"/>
-          <w:szCs w:val="21"/>
-        </w:rPr>
-      </w:pPr>
-      <w:r>
-        <w:rPr>
-          <w:rFonts w:ascii="Consolas" w:eastAsia="Times New Roman" w:hAnsi="Consolas" w:cs="Times New Roman"/>
-          <w:color w:val="CCCCCC"/>
-          <w:sz w:val="21"/>
-          <w:szCs w:val="21"/>
-        </w:rPr>
-        <w:t> |       |-- java/com/nhom1/productservice/integration_test/api/ProductApiIntegrationTestCases.java</w:t>
-      </w:r>
-    </w:p>
-    <w:p>
-      <w:pPr>
-        <w:shd w:val="clear" w:color="auto" w:fill="1F1F1F"/>
-        <w:spacing w:after="0" w:line="285" w:lineRule="atLeast"/>
-        <w:rPr>
-          <w:rFonts w:ascii="Consolas" w:eastAsia="Times New Roman" w:hAnsi="Consolas" w:cs="Times New Roman"/>
-          <w:color w:val="CCCCCC"/>
-          <w:sz w:val="21"/>
-          <w:szCs w:val="21"/>
-        </w:rPr>
-      </w:pPr>
-      <w:r>
-        <w:rPr>
-          <w:rFonts w:ascii="Consolas" w:eastAsia="Times New Roman" w:hAnsi="Consolas" w:cs="Times New Roman"/>
-          <w:color w:val="CCCCCC"/>
-          <w:sz w:val="21"/>
-          <w:szCs w:val="21"/>
-        </w:rPr>
-        <w:t> |       |-- java/com/nhom1/productservice/integration_test/platform/ProductPlatformIntegrationTestCases.java</w:t>
-      </w:r>
-    </w:p>
-    <w:p>
-      <w:pPr>
-        <w:shd w:val="clear" w:color="auto" w:fill="1F1F1F"/>
-        <w:spacing w:after="0" w:line="285" w:lineRule="atLeast"/>
-        <w:rPr>
-          <w:rFonts w:ascii="Consolas" w:eastAsia="Times New Roman" w:hAnsi="Consolas" w:cs="Times New Roman"/>
-          <w:color w:val="CCCCCC"/>
-          <w:sz w:val="21"/>
-          <w:szCs w:val="21"/>
-        </w:rPr>
-      </w:pPr>
-      <w:r>
-        <w:rPr>
-          <w:rFonts w:ascii="Consolas" w:eastAsia="Times New Roman" w:hAnsi="Consolas" w:cs="Times New Roman"/>
-          <w:color w:val="CCCCCC"/>
-          <w:sz w:val="21"/>
-          <w:szCs w:val="21"/>
-        </w:rPr>
-        <w:t> |       |-- java/com/nhom1/productservice/unit_test/controller/ProductControllerUnitTestCases.java</w:t>
-      </w:r>
-    </w:p>
-    <w:p>
-      <w:pPr>
-        <w:shd w:val="clear" w:color="auto" w:fill="1F1F1F"/>
-        <w:spacing w:after="0" w:line="285" w:lineRule="atLeast"/>
-        <w:rPr>
-          <w:rFonts w:ascii="Consolas" w:eastAsia="Times New Roman" w:hAnsi="Consolas" w:cs="Times New Roman"/>
-          <w:color w:val="CCCCCC"/>
-          <w:sz w:val="21"/>
-          <w:szCs w:val="21"/>
-        </w:rPr>
-      </w:pPr>
-      <w:r>
-        <w:rPr>
-          <w:rFonts w:ascii="Consolas" w:eastAsia="Times New Roman" w:hAnsi="Consolas" w:cs="Times New Roman"/>
-          <w:color w:val="CCCCCC"/>
-          <w:sz w:val="21"/>
-          <w:szCs w:val="21"/>
-        </w:rPr>
-        <w:t> |       |-- java/com/nhom1/productservice/unit_test/dto/ProductDtoMapperUnitTestCases.java</w:t>
-      </w:r>
-    </w:p>
-    <w:p>
-      <w:pPr>
-        <w:shd w:val="clear" w:color="auto" w:fill="1F1F1F"/>
-        <w:spacing w:after="0" w:line="285" w:lineRule="atLeast"/>
-        <w:rPr>
-          <w:rFonts w:ascii="Consolas" w:eastAsia="Times New Roman" w:hAnsi="Consolas" w:cs="Times New Roman"/>
-          <w:color w:val="CCCCCC"/>
-          <w:sz w:val="21"/>
-          <w:szCs w:val="21"/>
-        </w:rPr>
-      </w:pPr>
-      <w:r>
-        <w:rPr>
-          <w:rFonts w:ascii="Consolas" w:eastAsia="Times New Roman" w:hAnsi="Consolas" w:cs="Times New Roman"/>
-          <w:color w:val="CCCCCC"/>
-          <w:sz w:val="21"/>
-          <w:szCs w:val="21"/>
-        </w:rPr>
-        <w:t> |       |-- java/com/nhom1/productservice/unit_test/repository/ProductRepositoryUnitTestCases.java</w:t>
-      </w:r>
-    </w:p>
-    <w:p>
-      <w:pPr>
-        <w:shd w:val="clear" w:color="auto" w:fill="1F1F1F"/>
-        <w:spacing w:after="0" w:line="285" w:lineRule="atLeast"/>
-        <w:rPr>
-          <w:rFonts w:ascii="Consolas" w:eastAsia="Times New Roman" w:hAnsi="Consolas" w:cs="Times New Roman"/>
-          <w:color w:val="CCCCCC"/>
-          <w:sz w:val="21"/>
-          <w:szCs w:val="21"/>
-        </w:rPr>
-      </w:pPr>
-      <w:r>
-        <w:rPr>
-          <w:rFonts w:ascii="Consolas" w:eastAsia="Times New Roman" w:hAnsi="Consolas" w:cs="Times New Roman"/>
-          <w:color w:val="CCCCCC"/>
-          <w:sz w:val="21"/>
-          <w:szCs w:val="21"/>
-        </w:rPr>
         <w:t> |       |-- java/com/nhom1/productservice/unit_test/service/ProductServiceUnitTestCases.java</w:t>
       </w:r>
     </w:p>
@@ -4525,7 +6098,6 @@
         <w:pStyle w:val="Heading3"/>
       </w:pPr>
       <w:r>
-        <w:lastRenderedPageBreak/>
         <w:t>Hình vẽ xác định cấu trúc</w:t>
       </w:r>
     </w:p>
@@ -4535,6 +6107,9 @@
         <w:jc w:val="center"/>
       </w:pPr>
       <w:r>
+        <w:rPr>
+          <w:noProof/>
+        </w:rPr>
         <w:drawing>
           <wp:inline distT="0" distB="0" distL="0" distR="0" wp14:anchorId="722B5C4E" wp14:editId="6F606898">
             <wp:extent cx="5061210" cy="3054507"/>
@@ -4551,7 +6126,7 @@
                     <pic:cNvPicPr/>
                   </pic:nvPicPr>
                   <pic:blipFill>
-                    <a:blip r:embed="rId8"/>
+                    <a:blip r:embed="rId9"/>
                     <a:stretch>
                       <a:fillRect/>
                     </a:stretch>
@@ -4669,6 +6244,7 @@
         </w:numPr>
       </w:pPr>
       <w:r>
+        <w:lastRenderedPageBreak/>
         <w:t>Mỗi dịch vụ đảm nhận một chức năng nghiệp vụ riêng biệt, giúp giảm thiểu sự phụ thuộc lẫn nhau (Loose coupling).</w:t>
       </w:r>
     </w:p>
@@ -4701,7 +6277,6 @@
         <w:pStyle w:val="Heading2"/>
       </w:pPr>
       <w:r>
-        <w:lastRenderedPageBreak/>
         <w:t>2. Triển khai BT5</w:t>
       </w:r>
     </w:p>
@@ -5180,6 +6755,7 @@
           <w:sz w:val="21"/>
           <w:szCs w:val="21"/>
         </w:rPr>
+        <w:lastRenderedPageBreak/>
         <w:t> |   |   |   `-- service/NotificationProcessingService.java</w:t>
       </w:r>
     </w:p>
@@ -5390,7 +6966,6 @@
           <w:sz w:val="21"/>
           <w:szCs w:val="21"/>
         </w:rPr>
-        <w:lastRenderedPageBreak/>
         <w:t>     |-- classes/</w:t>
       </w:r>
     </w:p>
@@ -5992,6 +7567,7 @@
           <w:sz w:val="21"/>
           <w:szCs w:val="21"/>
         </w:rPr>
+        <w:lastRenderedPageBreak/>
         <w:t> |       |-- java/com/example/gateway_service/ApplicationTests.java</w:t>
       </w:r>
     </w:p>
@@ -6203,7 +7779,6 @@
           <w:sz w:val="21"/>
           <w:szCs w:val="21"/>
         </w:rPr>
-        <w:lastRenderedPageBreak/>
         <w:t>     `-- test-classes/</w:t>
       </w:r>
     </w:p>
@@ -6422,6 +7997,9 @@
         <w:jc w:val="center"/>
       </w:pPr>
       <w:r>
+        <w:rPr>
+          <w:noProof/>
+        </w:rPr>
         <w:drawing>
           <wp:inline distT="0" distB="0" distL="0" distR="0" wp14:anchorId="6ED6584E" wp14:editId="7A353A5F">
             <wp:extent cx="5315223" cy="4769095"/>
@@ -6438,7 +8016,7 @@
                     <pic:cNvPicPr/>
                   </pic:nvPicPr>
                   <pic:blipFill>
-                    <a:blip r:embed="rId9"/>
+                    <a:blip r:embed="rId10"/>
                     <a:stretch>
                       <a:fillRect/>
                     </a:stretch>
@@ -6499,10 +8077,7 @@
     </w:p>
     <w:p>
       <w:r>
-        <w:t xml:space="preserve">Quy mô: Tổng cộng 28 file mã nguồn kiểm thử </w:t>
-      </w:r>
-      <w:r>
-        <w:t>(.java).</w:t>
+        <w:t>Quy mô: Tổng cộng 28 file mã nguồn kiểm thử (.java).</w:t>
       </w:r>
     </w:p>
     <w:p>
@@ -6762,13 +8337,7 @@
         </w:rPr>
       </w:pPr>
       <w:r>
-        <w:t>Trạng thái chung</w:t>
-      </w:r>
-      <w:r>
-        <w:t xml:space="preserve"> khi chạy “mvn clean test”</w:t>
-      </w:r>
-      <w:r>
-        <w:t>: BUILD FAILURE (Thất bại).</w:t>
+        <w:t>Trạng thái chung khi chạy “mvn clean test”: BUILD FAILURE (Thất bại).</w:t>
       </w:r>
     </w:p>
     <w:p>
@@ -6882,10 +8451,7 @@
         </w:rPr>
       </w:pPr>
       <w:r>
-        <w:t xml:space="preserve">Test case lỗi: </w:t>
-      </w:r>
-      <w:r>
-        <w:t>unit_test.integration.InventoryServiceClientUnitTest.should_return_false_when_map_indicates_out_of_stock.</w:t>
+        <w:t>Test case lỗi: unit_test.integration.InventoryServiceClientUnitTest.should_return_false_when_map_indicates_out_of_stock.</w:t>
       </w:r>
     </w:p>
     <w:p>
@@ -6898,16 +8464,7 @@
       </w:pPr>
       <w:r>
         <w:lastRenderedPageBreak/>
-        <w:t xml:space="preserve">Lý do kỹ thuật: Lỗi Assert (khẳng định). Kết quả mong đợi là </w:t>
-      </w:r>
-      <w:r>
-        <w:t>&lt;false&gt;</w:t>
-      </w:r>
-      <w:r>
-        <w:t xml:space="preserve"> (hết hàng) nhưng thực tế trả về là </w:t>
-      </w:r>
-      <w:r>
-        <w:t>&lt;true&gt;.</w:t>
+        <w:t>Lý do kỹ thuật: Lỗi Assert (khẳng định). Kết quả mong đợi là &lt;false&gt; (hết hàng) nhưng thực tế trả về là &lt;true&gt;.</w:t>
       </w:r>
     </w:p>
     <w:p>
@@ -6924,21 +8481,12 @@
     </w:p>
     <w:p>
       <w:r>
-        <w:t>Đối với các bài bị skipped, tạm thời t</w:t>
-      </w:r>
-      <w:r>
-        <w:t>rạng thái này chia làm 2 cấp độ:</w:t>
-      </w:r>
-    </w:p>
-    <w:p>
-      <w:r>
-        <w:t>A. SKIPPED cấp độ Test Case (Chủ động bỏ qua trong code</w:t>
-      </w:r>
-      <w:r>
-        <w:t xml:space="preserve"> vì không nằm trong phạm vi quan sát xây dựng hệ thống</w:t>
-      </w:r>
-      <w:r>
-        <w:t>):</w:t>
+        <w:t>Đối với các bài bị skipped, tạm thời trạng thái này chia làm 2 cấp độ:</w:t>
+      </w:r>
+    </w:p>
+    <w:p>
+      <w:r>
+        <w:t>A. SKIPPED cấp độ Test Case (Chủ động bỏ qua trong code vì không nằm trong phạm vi quan sát xây dựng hệ thống):</w:t>
       </w:r>
     </w:p>
     <w:p>
@@ -7519,6 +9067,9 @@
         <w:jc w:val="center"/>
       </w:pPr>
       <w:r>
+        <w:rPr>
+          <w:noProof/>
+        </w:rPr>
         <w:drawing>
           <wp:inline distT="0" distB="0" distL="0" distR="0" wp14:anchorId="331D3100" wp14:editId="1561EE18">
             <wp:extent cx="5972175" cy="2297430"/>
@@ -7535,7 +9086,7 @@
                     <pic:cNvPicPr/>
                   </pic:nvPicPr>
                   <pic:blipFill>
-                    <a:blip r:embed="rId10"/>
+                    <a:blip r:embed="rId11"/>
                     <a:stretch>
                       <a:fillRect/>
                     </a:stretch>
@@ -7600,6 +9151,9 @@
         <w:jc w:val="center"/>
       </w:pPr>
       <w:r>
+        <w:rPr>
+          <w:noProof/>
+        </w:rPr>
         <w:drawing>
           <wp:inline distT="0" distB="0" distL="0" distR="0" wp14:anchorId="3389706B" wp14:editId="4093F9C8">
             <wp:extent cx="5972175" cy="1672590"/>
@@ -7616,7 +9170,7 @@
                     <pic:cNvPicPr/>
                   </pic:nvPicPr>
                   <pic:blipFill>
-                    <a:blip r:embed="rId11"/>
+                    <a:blip r:embed="rId12"/>
                     <a:stretch>
                       <a:fillRect/>
                     </a:stretch>
@@ -7760,6 +9314,12 @@
     <w:sectPr>
       <w:pgSz w:w="12240" w:h="15840"/>
       <w:pgMar w:top="1134" w:right="1134" w:bottom="1134" w:left="1701" w:header="720" w:footer="720" w:gutter="0"/>
+      <w:pgBorders w:display="firstPage" w:offsetFrom="page">
+        <w:top w:val="thickThinMediumGap" w:sz="24" w:space="24" w:color="auto"/>
+        <w:left w:val="thickThinMediumGap" w:sz="24" w:space="24" w:color="auto"/>
+        <w:bottom w:val="thinThickMediumGap" w:sz="24" w:space="24" w:color="auto"/>
+        <w:right w:val="thinThickMediumGap" w:sz="24" w:space="24" w:color="auto"/>
+      </w:pgBorders>
       <w:cols w:space="720"/>
       <w:docGrid w:linePitch="360"/>
     </w:sectPr>
@@ -13487,6 +15047,7 @@
   <w:style w:type="character" w:default="1" w:styleId="DefaultParagraphFont">
     <w:name w:val="Default Paragraph Font"/>
     <w:uiPriority w:val="1"/>
+    <w:semiHidden/>
     <w:unhideWhenUsed/>
   </w:style>
   <w:style w:type="table" w:default="1" w:styleId="TableNormal">
